--- a/Assignments.docx
+++ b/Assignments.docx
@@ -17,7 +17,21 @@
         <w:rPr>
           <w:lang w:val="en-US"/>
         </w:rPr>
-        <w:t>What is the purpose and return type of getPageSource()?</w:t>
+        <w:t xml:space="preserve">What is the purpose and return type of </w:t>
+      </w:r>
+      <w:proofErr w:type="gramStart"/>
+      <w:r>
+        <w:rPr>
+          <w:lang w:val="en-US"/>
+        </w:rPr>
+        <w:t>getPageSource(</w:t>
+      </w:r>
+      <w:proofErr w:type="gramEnd"/>
+      <w:r>
+        <w:rPr>
+          <w:lang w:val="en-US"/>
+        </w:rPr>
+        <w:t>)?</w:t>
       </w:r>
     </w:p>
     <w:p>
@@ -62,8 +76,16 @@
         <w:rPr>
           <w:lang w:val="en-US"/>
         </w:rPr>
-        <w:t>Enter user name as Kajal</w:t>
-      </w:r>
+        <w:t xml:space="preserve">Enter user name as </w:t>
+      </w:r>
+      <w:proofErr w:type="spellStart"/>
+      <w:r>
+        <w:rPr>
+          <w:lang w:val="en-US"/>
+        </w:rPr>
+        <w:t>Kajal</w:t>
+      </w:r>
+      <w:proofErr w:type="spellEnd"/>
     </w:p>
     <w:p>
       <w:pPr>
@@ -157,8 +179,16 @@
         <w:rPr>
           <w:lang w:val="en-US"/>
         </w:rPr>
-        <w:t>Enter user name as Kajal</w:t>
-      </w:r>
+        <w:t xml:space="preserve">Enter user name as </w:t>
+      </w:r>
+      <w:proofErr w:type="spellStart"/>
+      <w:r>
+        <w:rPr>
+          <w:lang w:val="en-US"/>
+        </w:rPr>
+        <w:t>Kajal</w:t>
+      </w:r>
+      <w:proofErr w:type="spellEnd"/>
     </w:p>
     <w:p>
       <w:pPr>
@@ -252,8 +282,16 @@
         <w:rPr>
           <w:lang w:val="en-US"/>
         </w:rPr>
-        <w:t>Enter user name as Kajal</w:t>
-      </w:r>
+        <w:t xml:space="preserve">Enter user name as </w:t>
+      </w:r>
+      <w:proofErr w:type="spellStart"/>
+      <w:r>
+        <w:rPr>
+          <w:lang w:val="en-US"/>
+        </w:rPr>
+        <w:t>Kajal</w:t>
+      </w:r>
+      <w:proofErr w:type="spellEnd"/>
     </w:p>
     <w:p>
       <w:pPr>
@@ -514,8 +552,16 @@
         <w:rPr>
           <w:lang w:val="en-US"/>
         </w:rPr>
-        <w:t>Enter user name as Kajal</w:t>
-      </w:r>
+        <w:t xml:space="preserve">Enter user name as </w:t>
+      </w:r>
+      <w:proofErr w:type="spellStart"/>
+      <w:r>
+        <w:rPr>
+          <w:lang w:val="en-US"/>
+        </w:rPr>
+        <w:t>Kajal</w:t>
+      </w:r>
+      <w:proofErr w:type="spellEnd"/>
     </w:p>
     <w:p>
       <w:pPr>
@@ -641,7 +687,25 @@
           <w:szCs w:val="24"/>
           <w:lang w:val="en-US"/>
         </w:rPr>
-        <w:t>Enter rediff Id</w:t>
+        <w:t xml:space="preserve">Enter </w:t>
+      </w:r>
+      <w:proofErr w:type="spellStart"/>
+      <w:r>
+        <w:rPr>
+          <w:sz w:val="24"/>
+          <w:szCs w:val="24"/>
+          <w:lang w:val="en-US"/>
+        </w:rPr>
+        <w:t>rediff</w:t>
+      </w:r>
+      <w:proofErr w:type="spellEnd"/>
+      <w:r>
+        <w:rPr>
+          <w:sz w:val="24"/>
+          <w:szCs w:val="24"/>
+          <w:lang w:val="en-US"/>
+        </w:rPr>
+        <w:t xml:space="preserve"> Id</w:t>
       </w:r>
     </w:p>
     <w:p>
@@ -1395,7 +1459,25 @@
           <w:szCs w:val="24"/>
           <w:lang w:val="en-US"/>
         </w:rPr>
-        <w:t>Enter first 4 characters from your city (Kolhapur – kolh)</w:t>
+        <w:t xml:space="preserve">Enter first 4 characters from your city (Kolhapur – </w:t>
+      </w:r>
+      <w:proofErr w:type="spellStart"/>
+      <w:r>
+        <w:rPr>
+          <w:sz w:val="24"/>
+          <w:szCs w:val="24"/>
+          <w:lang w:val="en-US"/>
+        </w:rPr>
+        <w:t>kolh</w:t>
+      </w:r>
+      <w:proofErr w:type="spellEnd"/>
+      <w:r>
+        <w:rPr>
+          <w:sz w:val="24"/>
+          <w:szCs w:val="24"/>
+          <w:lang w:val="en-US"/>
+        </w:rPr>
+        <w:t>)</w:t>
       </w:r>
     </w:p>
     <w:p>
@@ -1770,40 +1852,535 @@
           <w:szCs w:val="24"/>
           <w:lang w:val="en-US"/>
         </w:rPr>
-        <w:t xml:space="preserve">Complete redbus assignment with </w:t>
-      </w:r>
-      <w:r>
-        <w:rPr>
-          <w:sz w:val="24"/>
-          <w:szCs w:val="24"/>
-          <w:lang w:val="en-US"/>
-        </w:rPr>
-        <w:t>fluent</w:t>
-      </w:r>
+        <w:t>Complete redbus assignment with fluent wait</w:t>
+      </w:r>
+    </w:p>
+    <w:p>
+      <w:pPr>
+        <w:pStyle w:val="ListParagraph"/>
+        <w:numPr>
+          <w:ilvl w:val="0"/>
+          <w:numId w:val="1"/>
+        </w:numPr>
+        <w:spacing w:line="254" w:lineRule="auto"/>
+        <w:rPr>
+          <w:sz w:val="24"/>
+          <w:szCs w:val="24"/>
+          <w:lang w:val="en-US"/>
+        </w:rPr>
+      </w:pPr>
+      <w:r>
+        <w:rPr>
+          <w:sz w:val="24"/>
+          <w:szCs w:val="24"/>
+          <w:lang w:val="en-US"/>
+        </w:rPr>
+        <w:t xml:space="preserve">Open </w:t>
+      </w:r>
+      <w:hyperlink r:id="rId20" w:history="1">
+        <w:r>
+          <w:rPr>
+            <w:rStyle w:val="Hyperlink"/>
+            <w:sz w:val="24"/>
+            <w:szCs w:val="24"/>
+            <w:lang w:val="en-US"/>
+          </w:rPr>
+          <w:t>https://www.rediff.com/</w:t>
+        </w:r>
+      </w:hyperlink>
+      <w:r>
+        <w:rPr>
+          <w:sz w:val="24"/>
+          <w:szCs w:val="24"/>
+          <w:lang w:val="en-US"/>
+        </w:rPr>
+        <w:t xml:space="preserve"> </w:t>
+      </w:r>
+    </w:p>
+    <w:p>
+      <w:pPr>
+        <w:pStyle w:val="ListParagraph"/>
+        <w:numPr>
+          <w:ilvl w:val="1"/>
+          <w:numId w:val="1"/>
+        </w:numPr>
+        <w:spacing w:line="254" w:lineRule="auto"/>
+        <w:rPr>
+          <w:sz w:val="24"/>
+          <w:szCs w:val="24"/>
+          <w:lang w:val="en-US"/>
+        </w:rPr>
+      </w:pPr>
+      <w:r>
+        <w:rPr>
+          <w:sz w:val="24"/>
+          <w:szCs w:val="24"/>
+          <w:lang w:val="en-US"/>
+        </w:rPr>
+        <w:t>Click on Money</w:t>
+      </w:r>
+    </w:p>
+    <w:p>
+      <w:pPr>
+        <w:pStyle w:val="ListParagraph"/>
+        <w:numPr>
+          <w:ilvl w:val="1"/>
+          <w:numId w:val="1"/>
+        </w:numPr>
+        <w:spacing w:line="254" w:lineRule="auto"/>
+        <w:rPr>
+          <w:sz w:val="24"/>
+          <w:szCs w:val="24"/>
+          <w:lang w:val="en-US"/>
+        </w:rPr>
+      </w:pPr>
+      <w:r>
+        <w:rPr>
+          <w:sz w:val="24"/>
+          <w:szCs w:val="24"/>
+          <w:lang w:val="en-US"/>
+        </w:rPr>
+        <w:t>Click on More Gainers</w:t>
+      </w:r>
+    </w:p>
+    <w:p>
+      <w:pPr>
+        <w:pStyle w:val="ListParagraph"/>
+        <w:numPr>
+          <w:ilvl w:val="1"/>
+          <w:numId w:val="1"/>
+        </w:numPr>
+        <w:spacing w:line="254" w:lineRule="auto"/>
+        <w:rPr>
+          <w:sz w:val="24"/>
+          <w:szCs w:val="24"/>
+          <w:lang w:val="en-US"/>
+        </w:rPr>
+      </w:pPr>
+      <w:r>
+        <w:rPr>
+          <w:sz w:val="24"/>
+          <w:szCs w:val="24"/>
+          <w:lang w:val="en-US"/>
+        </w:rPr>
+        <w:t>Display title of all the headers</w:t>
+      </w:r>
+    </w:p>
+    <w:p>
+      <w:pPr>
+        <w:pStyle w:val="ListParagraph"/>
+        <w:numPr>
+          <w:ilvl w:val="1"/>
+          <w:numId w:val="1"/>
+        </w:numPr>
+        <w:spacing w:line="254" w:lineRule="auto"/>
+        <w:rPr>
+          <w:sz w:val="24"/>
+          <w:szCs w:val="24"/>
+          <w:lang w:val="en-US"/>
+        </w:rPr>
+      </w:pPr>
+      <w:r>
+        <w:rPr>
+          <w:sz w:val="24"/>
+          <w:szCs w:val="24"/>
+          <w:lang w:val="en-US"/>
+        </w:rPr>
+        <w:t>Display total no of rows</w:t>
+      </w:r>
+    </w:p>
+    <w:p>
+      <w:pPr>
+        <w:pStyle w:val="ListParagraph"/>
+        <w:numPr>
+          <w:ilvl w:val="1"/>
+          <w:numId w:val="1"/>
+        </w:numPr>
+        <w:spacing w:line="254" w:lineRule="auto"/>
+        <w:rPr>
+          <w:sz w:val="24"/>
+          <w:szCs w:val="24"/>
+          <w:lang w:val="en-US"/>
+        </w:rPr>
+      </w:pPr>
+      <w:r>
+        <w:rPr>
+          <w:sz w:val="24"/>
+          <w:szCs w:val="24"/>
+          <w:lang w:val="en-US"/>
+        </w:rPr>
+        <w:t>Display any row randomly</w:t>
+      </w:r>
+    </w:p>
+    <w:p>
+      <w:pPr>
+        <w:pStyle w:val="ListParagraph"/>
+        <w:numPr>
+          <w:ilvl w:val="1"/>
+          <w:numId w:val="1"/>
+        </w:numPr>
+        <w:spacing w:line="254" w:lineRule="auto"/>
+        <w:rPr>
+          <w:sz w:val="24"/>
+          <w:szCs w:val="24"/>
+          <w:lang w:val="en-US"/>
+        </w:rPr>
+      </w:pPr>
+      <w:r>
+        <w:rPr>
+          <w:sz w:val="24"/>
+          <w:szCs w:val="24"/>
+          <w:lang w:val="en-US"/>
+        </w:rPr>
+        <w:t>Display list of all the companies (Company name only)</w:t>
+      </w:r>
+    </w:p>
+    <w:p>
+      <w:pPr>
+        <w:pStyle w:val="ListParagraph"/>
+        <w:numPr>
+          <w:ilvl w:val="1"/>
+          <w:numId w:val="1"/>
+        </w:numPr>
+        <w:rPr>
+          <w:sz w:val="24"/>
+          <w:szCs w:val="24"/>
+          <w:lang w:val="en-US"/>
+        </w:rPr>
+      </w:pPr>
+      <w:r>
+        <w:rPr>
+          <w:sz w:val="24"/>
+          <w:szCs w:val="24"/>
+          <w:lang w:val="en-US"/>
+        </w:rPr>
+        <w:t>Read all current price and display the highest price.</w:t>
+      </w:r>
+      <w:r>
+        <w:rPr>
+          <w:sz w:val="24"/>
+          <w:szCs w:val="24"/>
+          <w:lang w:val="en-US"/>
+        </w:rPr>
+        <w:br/>
+        <w:t>(Read all the current price, store in array and then sort an array so you will get highest price)</w:t>
+      </w:r>
+    </w:p>
+    <w:p>
+      <w:pPr>
+        <w:pStyle w:val="ListParagraph"/>
+        <w:numPr>
+          <w:ilvl w:val="0"/>
+          <w:numId w:val="1"/>
+        </w:numPr>
+        <w:spacing w:line="254" w:lineRule="auto"/>
+        <w:rPr>
+          <w:sz w:val="24"/>
+          <w:szCs w:val="24"/>
+          <w:lang w:val="en-US"/>
+        </w:rPr>
+      </w:pPr>
+      <w:r>
+        <w:rPr>
+          <w:sz w:val="24"/>
+          <w:szCs w:val="24"/>
+          <w:lang w:val="en-US"/>
+        </w:rPr>
+        <w:t xml:space="preserve">Open </w:t>
+      </w:r>
+      <w:hyperlink r:id="rId21" w:history="1">
+        <w:r>
+          <w:rPr>
+            <w:rStyle w:val="Hyperlink"/>
+            <w:sz w:val="24"/>
+            <w:szCs w:val="24"/>
+            <w:lang w:val="en-US"/>
+          </w:rPr>
+          <w:t>https://demoqa.com/webtables</w:t>
+        </w:r>
+      </w:hyperlink>
+      <w:r>
+        <w:rPr>
+          <w:sz w:val="24"/>
+          <w:szCs w:val="24"/>
+          <w:lang w:val="en-US"/>
+        </w:rPr>
+        <w:t xml:space="preserve"> </w:t>
+      </w:r>
+    </w:p>
+    <w:p>
+      <w:pPr>
+        <w:pStyle w:val="ListParagraph"/>
+        <w:numPr>
+          <w:ilvl w:val="1"/>
+          <w:numId w:val="1"/>
+        </w:numPr>
+        <w:spacing w:line="254" w:lineRule="auto"/>
+        <w:rPr>
+          <w:sz w:val="24"/>
+          <w:szCs w:val="24"/>
+          <w:lang w:val="en-US"/>
+        </w:rPr>
+      </w:pPr>
+      <w:r>
+        <w:rPr>
+          <w:sz w:val="24"/>
+          <w:szCs w:val="24"/>
+          <w:lang w:val="en-US"/>
+        </w:rPr>
+        <w:lastRenderedPageBreak/>
+        <w:t>Try to display all header columns</w:t>
+      </w:r>
+    </w:p>
+    <w:p>
+      <w:pPr>
+        <w:pStyle w:val="ListParagraph"/>
+        <w:numPr>
+          <w:ilvl w:val="1"/>
+          <w:numId w:val="1"/>
+        </w:numPr>
+        <w:spacing w:line="254" w:lineRule="auto"/>
+        <w:rPr>
+          <w:sz w:val="24"/>
+          <w:szCs w:val="24"/>
+          <w:lang w:val="en-US"/>
+        </w:rPr>
+      </w:pPr>
+      <w:r>
+        <w:rPr>
+          <w:sz w:val="24"/>
+          <w:szCs w:val="24"/>
+          <w:lang w:val="en-US"/>
+        </w:rPr>
+        <w:t>Click on Add button</w:t>
+      </w:r>
+    </w:p>
+    <w:p>
+      <w:pPr>
+        <w:pStyle w:val="ListParagraph"/>
+        <w:numPr>
+          <w:ilvl w:val="1"/>
+          <w:numId w:val="1"/>
+        </w:numPr>
+        <w:spacing w:line="254" w:lineRule="auto"/>
+        <w:rPr>
+          <w:sz w:val="24"/>
+          <w:szCs w:val="24"/>
+          <w:lang w:val="en-US"/>
+        </w:rPr>
+      </w:pPr>
+      <w:r>
+        <w:rPr>
+          <w:sz w:val="24"/>
+          <w:szCs w:val="24"/>
+          <w:lang w:val="en-US"/>
+        </w:rPr>
+        <w:t>Enter all the data</w:t>
+      </w:r>
+    </w:p>
+    <w:p>
+      <w:pPr>
+        <w:pStyle w:val="ListParagraph"/>
+        <w:numPr>
+          <w:ilvl w:val="1"/>
+          <w:numId w:val="1"/>
+        </w:numPr>
+        <w:spacing w:line="254" w:lineRule="auto"/>
+        <w:rPr>
+          <w:sz w:val="24"/>
+          <w:szCs w:val="24"/>
+          <w:lang w:val="en-US"/>
+        </w:rPr>
+      </w:pPr>
+      <w:r>
+        <w:rPr>
+          <w:sz w:val="24"/>
+          <w:szCs w:val="24"/>
+          <w:lang w:val="en-US"/>
+        </w:rPr>
+        <w:t>Search the first name in First Name column</w:t>
+      </w:r>
+    </w:p>
+    <w:p>
+      <w:pPr>
+        <w:pStyle w:val="ListParagraph"/>
+        <w:numPr>
+          <w:ilvl w:val="1"/>
+          <w:numId w:val="1"/>
+        </w:numPr>
+        <w:spacing w:line="254" w:lineRule="auto"/>
+        <w:rPr>
+          <w:sz w:val="24"/>
+          <w:szCs w:val="24"/>
+          <w:lang w:val="en-US"/>
+        </w:rPr>
+      </w:pPr>
+      <w:r>
+        <w:rPr>
+          <w:sz w:val="24"/>
+          <w:szCs w:val="24"/>
+          <w:lang w:val="en-US"/>
+        </w:rPr>
+        <w:t>Click on delete button in the same row (Don’t copy the xpath of delete button from last row)</w:t>
+      </w:r>
+    </w:p>
+    <w:p>
+      <w:pPr>
+        <w:pStyle w:val="ListParagraph"/>
+        <w:numPr>
+          <w:ilvl w:val="0"/>
+          <w:numId w:val="1"/>
+        </w:numPr>
+        <w:spacing w:line="254" w:lineRule="auto"/>
+        <w:rPr>
+          <w:sz w:val="24"/>
+          <w:szCs w:val="24"/>
+          <w:lang w:val="en-US"/>
+        </w:rPr>
+      </w:pPr>
+      <w:r>
+        <w:rPr>
+          <w:sz w:val="24"/>
+          <w:szCs w:val="24"/>
+          <w:lang w:val="en-US"/>
+        </w:rPr>
+        <w:t xml:space="preserve">Open </w:t>
+      </w:r>
+      <w:hyperlink r:id="rId22" w:history="1">
+        <w:r>
+          <w:rPr>
+            <w:rStyle w:val="Hyperlink"/>
+            <w:sz w:val="24"/>
+            <w:szCs w:val="24"/>
+            <w:lang w:val="en-US"/>
+          </w:rPr>
+          <w:t>https://www.iplt20.com/points-table/men/2024</w:t>
+        </w:r>
+      </w:hyperlink>
+      <w:r>
+        <w:rPr>
+          <w:sz w:val="24"/>
+          <w:szCs w:val="24"/>
+          <w:lang w:val="en-US"/>
+        </w:rPr>
+        <w:t xml:space="preserve"> </w:t>
+      </w:r>
+    </w:p>
+    <w:p>
+      <w:pPr>
+        <w:pStyle w:val="ListParagraph"/>
+        <w:numPr>
+          <w:ilvl w:val="1"/>
+          <w:numId w:val="1"/>
+        </w:numPr>
+        <w:spacing w:line="254" w:lineRule="auto"/>
+        <w:rPr>
+          <w:sz w:val="24"/>
+          <w:szCs w:val="24"/>
+          <w:lang w:val="en-US"/>
+        </w:rPr>
+      </w:pPr>
+      <w:r>
+        <w:rPr>
+          <w:sz w:val="24"/>
+          <w:szCs w:val="24"/>
+          <w:lang w:val="en-US"/>
+        </w:rPr>
+        <w:t>Display list of all the Teams</w:t>
+      </w:r>
+    </w:p>
+    <w:p>
+      <w:pPr>
+        <w:pStyle w:val="ListParagraph"/>
+        <w:numPr>
+          <w:ilvl w:val="1"/>
+          <w:numId w:val="1"/>
+        </w:numPr>
+        <w:spacing w:line="254" w:lineRule="auto"/>
+        <w:rPr>
+          <w:sz w:val="24"/>
+          <w:szCs w:val="24"/>
+          <w:lang w:val="en-US"/>
+        </w:rPr>
+      </w:pPr>
+      <w:r>
+        <w:rPr>
+          <w:sz w:val="24"/>
+          <w:szCs w:val="24"/>
+          <w:lang w:val="en-US"/>
+        </w:rPr>
+        <w:t>Display all result of each team about N W L</w:t>
+      </w:r>
+    </w:p>
+    <w:p>
+      <w:pPr>
+        <w:pStyle w:val="ListParagraph"/>
+        <w:rPr>
+          <w:sz w:val="24"/>
+          <w:szCs w:val="24"/>
+          <w:lang w:val="en-US"/>
+        </w:rPr>
+      </w:pPr>
+      <w:r>
+        <w:rPr>
+          <w:sz w:val="24"/>
+          <w:szCs w:val="24"/>
+          <w:lang w:val="en-US"/>
+        </w:rPr>
+        <w:t>Display count of N, W &amp; L</w:t>
+      </w:r>
+      <w:r>
+        <w:rPr>
+          <w:sz w:val="24"/>
+          <w:szCs w:val="24"/>
+          <w:lang w:val="en-US"/>
+        </w:rPr>
+        <w:br/>
+        <w:t>Display the result as follow</w:t>
+      </w:r>
+      <w:r>
+        <w:rPr>
+          <w:sz w:val="24"/>
+          <w:szCs w:val="24"/>
+          <w:lang w:val="en-US"/>
+        </w:rPr>
+        <w:br/>
+        <w:t>KKR</w:t>
+      </w:r>
+      <w:r>
+        <w:rPr>
+          <w:sz w:val="24"/>
+          <w:szCs w:val="24"/>
+          <w:lang w:val="en-US"/>
+        </w:rPr>
+        <w:tab/>
+        <w:t>NNWWW</w:t>
+      </w:r>
+      <w:r>
+        <w:rPr>
+          <w:sz w:val="24"/>
+          <w:szCs w:val="24"/>
+          <w:lang w:val="en-US"/>
+        </w:rPr>
+        <w:tab/>
+        <w:t>N-2, W-3, L-0</w:t>
+      </w:r>
+    </w:p>
+    <w:p>
+      <w:pPr>
+        <w:pStyle w:val="ListParagraph"/>
+        <w:numPr>
+          <w:ilvl w:val="0"/>
+          <w:numId w:val="1"/>
+        </w:numPr>
+        <w:rPr>
+          <w:sz w:val="24"/>
+          <w:szCs w:val="24"/>
+          <w:lang w:val="en-US"/>
+        </w:rPr>
+      </w:pPr>
       <w:bookmarkStart w:id="0" w:name="_GoBack"/>
       <w:bookmarkEnd w:id="0"/>
-      <w:r>
-        <w:rPr>
-          <w:sz w:val="24"/>
-          <w:szCs w:val="24"/>
-          <w:lang w:val="en-US"/>
-        </w:rPr>
-        <w:t xml:space="preserve"> wait</w:t>
-      </w:r>
-    </w:p>
-    <w:p>
-      <w:pPr>
-        <w:pStyle w:val="ListParagraph"/>
-        <w:numPr>
-          <w:ilvl w:val="0"/>
-          <w:numId w:val="1"/>
-        </w:numPr>
-        <w:rPr>
-          <w:sz w:val="24"/>
-          <w:szCs w:val="24"/>
-          <w:lang w:val="en-US"/>
-        </w:rPr>
-      </w:pPr>
     </w:p>
     <w:sectPr>
       <w:pgSz w:w="11906" w:h="16838"/>

--- a/Assignments.docx
+++ b/Assignments.docx
@@ -2371,16 +2371,868 @@
         <w:pStyle w:val="ListParagraph"/>
         <w:numPr>
           <w:ilvl w:val="0"/>
-          <w:numId w:val="1"/>
-        </w:numPr>
-        <w:rPr>
-          <w:sz w:val="24"/>
-          <w:szCs w:val="24"/>
-          <w:lang w:val="en-US"/>
-        </w:rPr>
-      </w:pPr>
+          <w:numId w:val="2"/>
+        </w:numPr>
+        <w:spacing w:line="254" w:lineRule="auto"/>
+        <w:rPr>
+          <w:sz w:val="24"/>
+          <w:szCs w:val="24"/>
+          <w:lang w:val="en-US"/>
+        </w:rPr>
+      </w:pPr>
+      <w:r>
+        <w:rPr>
+          <w:sz w:val="24"/>
+          <w:szCs w:val="24"/>
+          <w:lang w:val="en-US"/>
+        </w:rPr>
+        <w:t xml:space="preserve">Open </w:t>
+      </w:r>
+      <w:hyperlink r:id="rId23" w:history="1">
+        <w:r>
+          <w:rPr>
+            <w:rStyle w:val="Hyperlink"/>
+            <w:sz w:val="24"/>
+            <w:szCs w:val="24"/>
+            <w:lang w:val="en-US"/>
+          </w:rPr>
+          <w:t>https://opensource-demo.orangehrmlive.com/web/index.php/auth/login</w:t>
+        </w:r>
+      </w:hyperlink>
+    </w:p>
+    <w:p>
+      <w:pPr>
+        <w:pStyle w:val="ListParagraph"/>
+        <w:numPr>
+          <w:ilvl w:val="1"/>
+          <w:numId w:val="2"/>
+        </w:numPr>
+        <w:spacing w:line="254" w:lineRule="auto"/>
+        <w:rPr>
+          <w:sz w:val="24"/>
+          <w:szCs w:val="24"/>
+          <w:lang w:val="en-US"/>
+        </w:rPr>
+      </w:pPr>
+      <w:r>
+        <w:rPr>
+          <w:sz w:val="24"/>
+          <w:szCs w:val="24"/>
+          <w:lang w:val="en-US"/>
+        </w:rPr>
+        <w:t>Login with Admin (admin, admin123)</w:t>
+      </w:r>
+    </w:p>
+    <w:p>
+      <w:pPr>
+        <w:pStyle w:val="ListParagraph"/>
+        <w:numPr>
+          <w:ilvl w:val="1"/>
+          <w:numId w:val="2"/>
+        </w:numPr>
+        <w:spacing w:line="254" w:lineRule="auto"/>
+        <w:rPr>
+          <w:sz w:val="24"/>
+          <w:szCs w:val="24"/>
+          <w:lang w:val="en-US"/>
+        </w:rPr>
+      </w:pPr>
+      <w:r>
+        <w:rPr>
+          <w:sz w:val="24"/>
+          <w:szCs w:val="24"/>
+          <w:lang w:val="en-US"/>
+        </w:rPr>
+        <w:t>Click on PIM</w:t>
+      </w:r>
+    </w:p>
+    <w:p>
+      <w:pPr>
+        <w:pStyle w:val="ListParagraph"/>
+        <w:numPr>
+          <w:ilvl w:val="1"/>
+          <w:numId w:val="2"/>
+        </w:numPr>
+        <w:spacing w:line="254" w:lineRule="auto"/>
+        <w:rPr>
+          <w:sz w:val="24"/>
+          <w:szCs w:val="24"/>
+          <w:lang w:val="en-US"/>
+        </w:rPr>
+      </w:pPr>
+      <w:r>
+        <w:rPr>
+          <w:sz w:val="24"/>
+          <w:szCs w:val="24"/>
+          <w:lang w:val="en-US"/>
+        </w:rPr>
+        <w:t>Click on + Add button</w:t>
+      </w:r>
+    </w:p>
+    <w:p>
+      <w:pPr>
+        <w:pStyle w:val="ListParagraph"/>
+        <w:numPr>
+          <w:ilvl w:val="1"/>
+          <w:numId w:val="2"/>
+        </w:numPr>
+        <w:spacing w:line="254" w:lineRule="auto"/>
+        <w:rPr>
+          <w:sz w:val="24"/>
+          <w:szCs w:val="24"/>
+          <w:lang w:val="en-US"/>
+        </w:rPr>
+      </w:pPr>
+      <w:r>
+        <w:rPr>
+          <w:sz w:val="24"/>
+          <w:szCs w:val="24"/>
+          <w:lang w:val="en-US"/>
+        </w:rPr>
+        <w:t>Enter First Name</w:t>
+      </w:r>
+    </w:p>
+    <w:p>
+      <w:pPr>
+        <w:pStyle w:val="ListParagraph"/>
+        <w:numPr>
+          <w:ilvl w:val="1"/>
+          <w:numId w:val="2"/>
+        </w:numPr>
+        <w:spacing w:line="254" w:lineRule="auto"/>
+        <w:rPr>
+          <w:sz w:val="24"/>
+          <w:szCs w:val="24"/>
+          <w:lang w:val="en-US"/>
+        </w:rPr>
+      </w:pPr>
+      <w:r>
+        <w:rPr>
+          <w:sz w:val="24"/>
+          <w:szCs w:val="24"/>
+          <w:lang w:val="en-US"/>
+        </w:rPr>
+        <w:t>Enter Middle Name</w:t>
+      </w:r>
+    </w:p>
+    <w:p>
+      <w:pPr>
+        <w:pStyle w:val="ListParagraph"/>
+        <w:numPr>
+          <w:ilvl w:val="1"/>
+          <w:numId w:val="2"/>
+        </w:numPr>
+        <w:spacing w:line="254" w:lineRule="auto"/>
+        <w:rPr>
+          <w:sz w:val="24"/>
+          <w:szCs w:val="24"/>
+          <w:lang w:val="en-US"/>
+        </w:rPr>
+      </w:pPr>
+      <w:r>
+        <w:rPr>
+          <w:sz w:val="24"/>
+          <w:szCs w:val="24"/>
+          <w:lang w:val="en-US"/>
+        </w:rPr>
+        <w:t>Enter Last Name</w:t>
+      </w:r>
+    </w:p>
+    <w:p>
+      <w:pPr>
+        <w:pStyle w:val="ListParagraph"/>
+        <w:numPr>
+          <w:ilvl w:val="1"/>
+          <w:numId w:val="2"/>
+        </w:numPr>
+        <w:spacing w:line="254" w:lineRule="auto"/>
+        <w:rPr>
+          <w:sz w:val="24"/>
+          <w:szCs w:val="24"/>
+          <w:lang w:val="en-US"/>
+        </w:rPr>
+      </w:pPr>
+      <w:r>
+        <w:rPr>
+          <w:sz w:val="24"/>
+          <w:szCs w:val="24"/>
+          <w:lang w:val="en-US"/>
+        </w:rPr>
+        <w:t>Click on Create Login Details</w:t>
+      </w:r>
+    </w:p>
+    <w:p>
+      <w:pPr>
+        <w:pStyle w:val="ListParagraph"/>
+        <w:numPr>
+          <w:ilvl w:val="1"/>
+          <w:numId w:val="2"/>
+        </w:numPr>
+        <w:spacing w:line="254" w:lineRule="auto"/>
+        <w:rPr>
+          <w:sz w:val="24"/>
+          <w:szCs w:val="24"/>
+          <w:lang w:val="en-US"/>
+        </w:rPr>
+      </w:pPr>
+      <w:r>
+        <w:rPr>
+          <w:sz w:val="24"/>
+          <w:szCs w:val="24"/>
+          <w:lang w:val="en-US"/>
+        </w:rPr>
+        <w:t>Enter User Name</w:t>
+      </w:r>
+    </w:p>
+    <w:p>
+      <w:pPr>
+        <w:pStyle w:val="ListParagraph"/>
+        <w:numPr>
+          <w:ilvl w:val="1"/>
+          <w:numId w:val="2"/>
+        </w:numPr>
+        <w:spacing w:line="254" w:lineRule="auto"/>
+        <w:rPr>
+          <w:sz w:val="24"/>
+          <w:szCs w:val="24"/>
+          <w:lang w:val="en-US"/>
+        </w:rPr>
+      </w:pPr>
+      <w:r>
+        <w:rPr>
+          <w:sz w:val="24"/>
+          <w:szCs w:val="24"/>
+          <w:lang w:val="en-US"/>
+        </w:rPr>
+        <w:t>Enter Password</w:t>
+      </w:r>
+    </w:p>
+    <w:p>
+      <w:pPr>
+        <w:pStyle w:val="ListParagraph"/>
+        <w:numPr>
+          <w:ilvl w:val="1"/>
+          <w:numId w:val="2"/>
+        </w:numPr>
+        <w:spacing w:line="254" w:lineRule="auto"/>
+        <w:rPr>
+          <w:sz w:val="24"/>
+          <w:szCs w:val="24"/>
+          <w:lang w:val="en-US"/>
+        </w:rPr>
+      </w:pPr>
+      <w:r>
+        <w:rPr>
+          <w:sz w:val="24"/>
+          <w:szCs w:val="24"/>
+          <w:lang w:val="en-US"/>
+        </w:rPr>
+        <w:t>Enter Confirm Password</w:t>
+      </w:r>
+    </w:p>
+    <w:p>
+      <w:pPr>
+        <w:pStyle w:val="ListParagraph"/>
+        <w:numPr>
+          <w:ilvl w:val="1"/>
+          <w:numId w:val="2"/>
+        </w:numPr>
+        <w:spacing w:line="254" w:lineRule="auto"/>
+        <w:rPr>
+          <w:sz w:val="24"/>
+          <w:szCs w:val="24"/>
+          <w:lang w:val="en-US"/>
+        </w:rPr>
+      </w:pPr>
+      <w:r>
+        <w:rPr>
+          <w:sz w:val="24"/>
+          <w:szCs w:val="24"/>
+          <w:lang w:val="en-US"/>
+        </w:rPr>
+        <w:t>Click on Save Button</w:t>
+      </w:r>
+    </w:p>
+    <w:p>
+      <w:pPr>
+        <w:pStyle w:val="ListParagraph"/>
+        <w:numPr>
+          <w:ilvl w:val="1"/>
+          <w:numId w:val="2"/>
+        </w:numPr>
+        <w:spacing w:line="254" w:lineRule="auto"/>
+        <w:rPr>
+          <w:sz w:val="24"/>
+          <w:szCs w:val="24"/>
+          <w:lang w:val="en-US"/>
+        </w:rPr>
+      </w:pPr>
+      <w:r>
+        <w:rPr>
+          <w:sz w:val="24"/>
+          <w:szCs w:val="24"/>
+          <w:lang w:val="en-US"/>
+        </w:rPr>
+        <w:t>Logout</w:t>
+      </w:r>
+    </w:p>
+    <w:p>
+      <w:pPr>
+        <w:pStyle w:val="ListParagraph"/>
+        <w:numPr>
+          <w:ilvl w:val="1"/>
+          <w:numId w:val="2"/>
+        </w:numPr>
+        <w:spacing w:line="254" w:lineRule="auto"/>
+        <w:rPr>
+          <w:sz w:val="24"/>
+          <w:szCs w:val="24"/>
+          <w:lang w:val="en-US"/>
+        </w:rPr>
+      </w:pPr>
+      <w:r>
+        <w:rPr>
+          <w:sz w:val="24"/>
+          <w:szCs w:val="24"/>
+          <w:lang w:val="en-US"/>
+        </w:rPr>
+        <w:t xml:space="preserve">Login using data provided in step no h &amp; </w:t>
+      </w:r>
+      <w:proofErr w:type="spellStart"/>
+      <w:r>
+        <w:rPr>
+          <w:sz w:val="24"/>
+          <w:szCs w:val="24"/>
+          <w:lang w:val="en-US"/>
+        </w:rPr>
+        <w:t>i</w:t>
+      </w:r>
+      <w:proofErr w:type="spellEnd"/>
+    </w:p>
+    <w:p>
+      <w:pPr>
+        <w:pStyle w:val="ListParagraph"/>
+        <w:numPr>
+          <w:ilvl w:val="1"/>
+          <w:numId w:val="2"/>
+        </w:numPr>
+        <w:spacing w:line="254" w:lineRule="auto"/>
+        <w:rPr>
+          <w:sz w:val="24"/>
+          <w:szCs w:val="24"/>
+          <w:lang w:val="en-US"/>
+        </w:rPr>
+      </w:pPr>
+      <w:r>
+        <w:rPr>
+          <w:sz w:val="24"/>
+          <w:szCs w:val="24"/>
+          <w:lang w:val="en-US"/>
+        </w:rPr>
+        <w:t>Display name of employee on logout link</w:t>
+      </w:r>
+    </w:p>
+    <w:p>
+      <w:pPr>
+        <w:pStyle w:val="ListParagraph"/>
+        <w:numPr>
+          <w:ilvl w:val="1"/>
+          <w:numId w:val="2"/>
+        </w:numPr>
+        <w:spacing w:line="254" w:lineRule="auto"/>
+        <w:rPr>
+          <w:sz w:val="24"/>
+          <w:szCs w:val="24"/>
+          <w:lang w:val="en-US"/>
+        </w:rPr>
+      </w:pPr>
+      <w:r>
+        <w:rPr>
+          <w:sz w:val="24"/>
+          <w:szCs w:val="24"/>
+          <w:lang w:val="en-US"/>
+        </w:rPr>
+        <w:t>Click on My Info</w:t>
+      </w:r>
+    </w:p>
+    <w:p>
+      <w:pPr>
+        <w:pStyle w:val="ListParagraph"/>
+        <w:numPr>
+          <w:ilvl w:val="1"/>
+          <w:numId w:val="2"/>
+        </w:numPr>
+        <w:spacing w:line="254" w:lineRule="auto"/>
+        <w:rPr>
+          <w:sz w:val="24"/>
+          <w:szCs w:val="24"/>
+          <w:lang w:val="en-US"/>
+        </w:rPr>
+      </w:pPr>
+      <w:r>
+        <w:rPr>
+          <w:sz w:val="24"/>
+          <w:szCs w:val="24"/>
+          <w:lang w:val="en-US"/>
+        </w:rPr>
+        <w:t>Display the Employee ID</w:t>
+      </w:r>
+    </w:p>
+    <w:p>
+      <w:pPr>
+        <w:pStyle w:val="ListParagraph"/>
+        <w:numPr>
+          <w:ilvl w:val="1"/>
+          <w:numId w:val="2"/>
+        </w:numPr>
+        <w:spacing w:line="254" w:lineRule="auto"/>
+        <w:rPr>
+          <w:sz w:val="24"/>
+          <w:szCs w:val="24"/>
+          <w:lang w:val="en-US"/>
+        </w:rPr>
+      </w:pPr>
+      <w:r>
+        <w:rPr>
+          <w:sz w:val="24"/>
+          <w:szCs w:val="24"/>
+          <w:lang w:val="en-US"/>
+        </w:rPr>
+        <w:t>Logout</w:t>
+      </w:r>
+    </w:p>
+    <w:p>
+      <w:pPr>
+        <w:pStyle w:val="ListParagraph"/>
+        <w:numPr>
+          <w:ilvl w:val="1"/>
+          <w:numId w:val="2"/>
+        </w:numPr>
+        <w:spacing w:line="254" w:lineRule="auto"/>
+        <w:rPr>
+          <w:sz w:val="24"/>
+          <w:szCs w:val="24"/>
+          <w:lang w:val="en-US"/>
+        </w:rPr>
+      </w:pPr>
+      <w:r>
+        <w:rPr>
+          <w:sz w:val="24"/>
+          <w:szCs w:val="24"/>
+          <w:lang w:val="en-US"/>
+        </w:rPr>
+        <w:t>Login wit</w:t>
+      </w:r>
       <w:bookmarkStart w:id="0" w:name="_GoBack"/>
       <w:bookmarkEnd w:id="0"/>
+      <w:r>
+        <w:rPr>
+          <w:sz w:val="24"/>
+          <w:szCs w:val="24"/>
+          <w:lang w:val="en-US"/>
+        </w:rPr>
+        <w:t>h admin</w:t>
+      </w:r>
+    </w:p>
+    <w:p>
+      <w:pPr>
+        <w:pStyle w:val="ListParagraph"/>
+        <w:numPr>
+          <w:ilvl w:val="1"/>
+          <w:numId w:val="2"/>
+        </w:numPr>
+        <w:spacing w:line="254" w:lineRule="auto"/>
+        <w:rPr>
+          <w:sz w:val="24"/>
+          <w:szCs w:val="24"/>
+          <w:lang w:val="en-US"/>
+        </w:rPr>
+      </w:pPr>
+      <w:r>
+        <w:rPr>
+          <w:sz w:val="24"/>
+          <w:szCs w:val="24"/>
+          <w:lang w:val="en-US"/>
+        </w:rPr>
+        <w:t>Click on Admin</w:t>
+      </w:r>
+    </w:p>
+    <w:p>
+      <w:pPr>
+        <w:pStyle w:val="ListParagraph"/>
+        <w:numPr>
+          <w:ilvl w:val="1"/>
+          <w:numId w:val="2"/>
+        </w:numPr>
+        <w:spacing w:line="254" w:lineRule="auto"/>
+        <w:rPr>
+          <w:sz w:val="24"/>
+          <w:szCs w:val="24"/>
+          <w:lang w:val="en-US"/>
+        </w:rPr>
+      </w:pPr>
+      <w:r>
+        <w:rPr>
+          <w:sz w:val="24"/>
+          <w:szCs w:val="24"/>
+          <w:lang w:val="en-US"/>
+        </w:rPr>
+        <w:t>Enter user name</w:t>
+      </w:r>
+    </w:p>
+    <w:p>
+      <w:pPr>
+        <w:pStyle w:val="ListParagraph"/>
+        <w:numPr>
+          <w:ilvl w:val="1"/>
+          <w:numId w:val="2"/>
+        </w:numPr>
+        <w:spacing w:line="254" w:lineRule="auto"/>
+        <w:rPr>
+          <w:sz w:val="24"/>
+          <w:szCs w:val="24"/>
+          <w:lang w:val="en-US"/>
+        </w:rPr>
+      </w:pPr>
+      <w:r>
+        <w:rPr>
+          <w:sz w:val="24"/>
+          <w:szCs w:val="24"/>
+          <w:lang w:val="en-US"/>
+        </w:rPr>
+        <w:t xml:space="preserve">Click on Search </w:t>
+      </w:r>
+    </w:p>
+    <w:p>
+      <w:pPr>
+        <w:pStyle w:val="ListParagraph"/>
+        <w:numPr>
+          <w:ilvl w:val="1"/>
+          <w:numId w:val="2"/>
+        </w:numPr>
+        <w:spacing w:line="254" w:lineRule="auto"/>
+        <w:rPr>
+          <w:sz w:val="24"/>
+          <w:szCs w:val="24"/>
+          <w:lang w:val="en-US"/>
+        </w:rPr>
+      </w:pPr>
+      <w:r>
+        <w:rPr>
+          <w:sz w:val="24"/>
+          <w:szCs w:val="24"/>
+          <w:lang w:val="en-US"/>
+        </w:rPr>
+        <w:t>Delete the record displayed</w:t>
+      </w:r>
+    </w:p>
+    <w:p>
+      <w:pPr>
+        <w:pStyle w:val="ListParagraph"/>
+        <w:numPr>
+          <w:ilvl w:val="1"/>
+          <w:numId w:val="2"/>
+        </w:numPr>
+        <w:rPr>
+          <w:sz w:val="26"/>
+          <w:szCs w:val="24"/>
+          <w:lang w:val="en-US"/>
+        </w:rPr>
+      </w:pPr>
+      <w:r>
+        <w:rPr>
+          <w:sz w:val="24"/>
+          <w:szCs w:val="24"/>
+          <w:lang w:val="en-US"/>
+        </w:rPr>
+        <w:t>Logout</w:t>
+      </w:r>
+    </w:p>
+    <w:p>
+      <w:pPr>
+        <w:pStyle w:val="ListParagraph"/>
+        <w:numPr>
+          <w:ilvl w:val="0"/>
+          <w:numId w:val="2"/>
+        </w:numPr>
+        <w:spacing w:line="254" w:lineRule="auto"/>
+        <w:rPr>
+          <w:sz w:val="24"/>
+          <w:szCs w:val="24"/>
+          <w:lang w:val="en-US"/>
+        </w:rPr>
+      </w:pPr>
+      <w:r>
+        <w:rPr>
+          <w:sz w:val="24"/>
+          <w:szCs w:val="24"/>
+          <w:lang w:val="en-US"/>
+        </w:rPr>
+        <w:t xml:space="preserve">Open </w:t>
+      </w:r>
+      <w:hyperlink r:id="rId24" w:history="1">
+        <w:r>
+          <w:rPr>
+            <w:rStyle w:val="Hyperlink"/>
+            <w:sz w:val="24"/>
+            <w:szCs w:val="24"/>
+            <w:lang w:val="en-US"/>
+          </w:rPr>
+          <w:t>https://omayo.blogspot.com/</w:t>
+        </w:r>
+      </w:hyperlink>
+    </w:p>
+    <w:p>
+      <w:pPr>
+        <w:pStyle w:val="ListParagraph"/>
+        <w:numPr>
+          <w:ilvl w:val="1"/>
+          <w:numId w:val="2"/>
+        </w:numPr>
+        <w:spacing w:line="254" w:lineRule="auto"/>
+        <w:rPr>
+          <w:sz w:val="24"/>
+          <w:szCs w:val="24"/>
+          <w:lang w:val="en-US"/>
+        </w:rPr>
+      </w:pPr>
+      <w:r>
+        <w:rPr>
+          <w:sz w:val="24"/>
+          <w:szCs w:val="24"/>
+          <w:lang w:val="en-US"/>
+        </w:rPr>
+        <w:t xml:space="preserve">Click on </w:t>
+      </w:r>
+      <w:proofErr w:type="spellStart"/>
+      <w:r>
+        <w:rPr>
+          <w:sz w:val="24"/>
+          <w:szCs w:val="24"/>
+          <w:lang w:val="en-US"/>
+        </w:rPr>
+        <w:t>ClickToGetAlert</w:t>
+      </w:r>
+      <w:proofErr w:type="spellEnd"/>
+      <w:r>
+        <w:rPr>
+          <w:sz w:val="24"/>
+          <w:szCs w:val="24"/>
+          <w:lang w:val="en-US"/>
+        </w:rPr>
+        <w:t xml:space="preserve"> button</w:t>
+      </w:r>
+    </w:p>
+    <w:p>
+      <w:pPr>
+        <w:pStyle w:val="ListParagraph"/>
+        <w:numPr>
+          <w:ilvl w:val="1"/>
+          <w:numId w:val="2"/>
+        </w:numPr>
+        <w:spacing w:line="254" w:lineRule="auto"/>
+        <w:rPr>
+          <w:sz w:val="24"/>
+          <w:szCs w:val="24"/>
+          <w:lang w:val="en-US"/>
+        </w:rPr>
+      </w:pPr>
+      <w:r>
+        <w:rPr>
+          <w:sz w:val="24"/>
+          <w:szCs w:val="24"/>
+          <w:lang w:val="en-US"/>
+        </w:rPr>
+        <w:t>Display the text on alert</w:t>
+      </w:r>
+    </w:p>
+    <w:p>
+      <w:pPr>
+        <w:pStyle w:val="ListParagraph"/>
+        <w:numPr>
+          <w:ilvl w:val="1"/>
+          <w:numId w:val="2"/>
+        </w:numPr>
+        <w:spacing w:line="254" w:lineRule="auto"/>
+        <w:rPr>
+          <w:sz w:val="24"/>
+          <w:szCs w:val="24"/>
+          <w:lang w:val="en-US"/>
+        </w:rPr>
+      </w:pPr>
+      <w:r>
+        <w:rPr>
+          <w:sz w:val="24"/>
+          <w:szCs w:val="24"/>
+          <w:lang w:val="en-US"/>
+        </w:rPr>
+        <w:t>Click on Ok button</w:t>
+      </w:r>
+    </w:p>
+    <w:p>
+      <w:pPr>
+        <w:pStyle w:val="ListParagraph"/>
+        <w:numPr>
+          <w:ilvl w:val="1"/>
+          <w:numId w:val="2"/>
+        </w:numPr>
+        <w:spacing w:line="254" w:lineRule="auto"/>
+        <w:rPr>
+          <w:sz w:val="24"/>
+          <w:szCs w:val="24"/>
+          <w:lang w:val="en-US"/>
+        </w:rPr>
+      </w:pPr>
+      <w:r>
+        <w:rPr>
+          <w:sz w:val="24"/>
+          <w:szCs w:val="24"/>
+          <w:lang w:val="en-US"/>
+        </w:rPr>
+        <w:t xml:space="preserve">Click on </w:t>
+      </w:r>
+      <w:proofErr w:type="spellStart"/>
+      <w:r>
+        <w:rPr>
+          <w:sz w:val="24"/>
+          <w:szCs w:val="24"/>
+          <w:lang w:val="en-US"/>
+        </w:rPr>
+        <w:t>GetPrompt</w:t>
+      </w:r>
+      <w:proofErr w:type="spellEnd"/>
+      <w:r>
+        <w:rPr>
+          <w:sz w:val="24"/>
+          <w:szCs w:val="24"/>
+          <w:lang w:val="en-US"/>
+        </w:rPr>
+        <w:t xml:space="preserve"> Button</w:t>
+      </w:r>
+    </w:p>
+    <w:p>
+      <w:pPr>
+        <w:pStyle w:val="ListParagraph"/>
+        <w:numPr>
+          <w:ilvl w:val="1"/>
+          <w:numId w:val="2"/>
+        </w:numPr>
+        <w:spacing w:line="254" w:lineRule="auto"/>
+        <w:rPr>
+          <w:sz w:val="24"/>
+          <w:szCs w:val="24"/>
+          <w:lang w:val="en-US"/>
+        </w:rPr>
+      </w:pPr>
+      <w:r>
+        <w:rPr>
+          <w:sz w:val="24"/>
+          <w:szCs w:val="24"/>
+          <w:lang w:val="en-US"/>
+        </w:rPr>
+        <w:t xml:space="preserve">Enter your name </w:t>
+      </w:r>
+    </w:p>
+    <w:p>
+      <w:pPr>
+        <w:pStyle w:val="ListParagraph"/>
+        <w:numPr>
+          <w:ilvl w:val="1"/>
+          <w:numId w:val="2"/>
+        </w:numPr>
+        <w:spacing w:line="254" w:lineRule="auto"/>
+        <w:rPr>
+          <w:sz w:val="24"/>
+          <w:szCs w:val="24"/>
+          <w:lang w:val="en-US"/>
+        </w:rPr>
+      </w:pPr>
+      <w:r>
+        <w:rPr>
+          <w:sz w:val="24"/>
+          <w:szCs w:val="24"/>
+          <w:lang w:val="en-US"/>
+        </w:rPr>
+        <w:t>Click on Ok button</w:t>
+      </w:r>
+    </w:p>
+    <w:p>
+      <w:pPr>
+        <w:pStyle w:val="ListParagraph"/>
+        <w:numPr>
+          <w:ilvl w:val="1"/>
+          <w:numId w:val="2"/>
+        </w:numPr>
+        <w:spacing w:line="254" w:lineRule="auto"/>
+        <w:rPr>
+          <w:sz w:val="24"/>
+          <w:szCs w:val="24"/>
+          <w:lang w:val="en-US"/>
+        </w:rPr>
+      </w:pPr>
+      <w:r>
+        <w:rPr>
+          <w:sz w:val="24"/>
+          <w:szCs w:val="24"/>
+          <w:lang w:val="en-US"/>
+        </w:rPr>
+        <w:t xml:space="preserve">Click on </w:t>
+      </w:r>
+      <w:proofErr w:type="spellStart"/>
+      <w:r>
+        <w:rPr>
+          <w:sz w:val="24"/>
+          <w:szCs w:val="24"/>
+          <w:lang w:val="en-US"/>
+        </w:rPr>
+        <w:t>GetConfirmation</w:t>
+      </w:r>
+      <w:proofErr w:type="spellEnd"/>
+      <w:r>
+        <w:rPr>
+          <w:sz w:val="24"/>
+          <w:szCs w:val="24"/>
+          <w:lang w:val="en-US"/>
+        </w:rPr>
+        <w:t xml:space="preserve"> Button </w:t>
+      </w:r>
+    </w:p>
+    <w:p>
+      <w:pPr>
+        <w:pStyle w:val="ListParagraph"/>
+        <w:numPr>
+          <w:ilvl w:val="1"/>
+          <w:numId w:val="2"/>
+        </w:numPr>
+        <w:rPr>
+          <w:sz w:val="24"/>
+          <w:szCs w:val="24"/>
+          <w:lang w:val="en-US"/>
+        </w:rPr>
+      </w:pPr>
+      <w:r>
+        <w:rPr>
+          <w:sz w:val="24"/>
+          <w:szCs w:val="24"/>
+          <w:lang w:val="en-US"/>
+        </w:rPr>
+        <w:lastRenderedPageBreak/>
+        <w:t>Click on Cancel button</w:t>
+      </w:r>
+    </w:p>
+    <w:p>
+      <w:pPr>
+        <w:pStyle w:val="ListParagraph"/>
+        <w:numPr>
+          <w:ilvl w:val="0"/>
+          <w:numId w:val="1"/>
+        </w:numPr>
+        <w:rPr>
+          <w:sz w:val="24"/>
+          <w:szCs w:val="24"/>
+          <w:lang w:val="en-US"/>
+        </w:rPr>
+      </w:pPr>
     </w:p>
     <w:sectPr>
       <w:pgSz w:w="11906" w:h="16838"/>

--- a/Assignments.docx
+++ b/Assignments.docx
@@ -17,21 +17,7 @@
         <w:rPr>
           <w:lang w:val="en-US"/>
         </w:rPr>
-        <w:t xml:space="preserve">What is the purpose and return type of </w:t>
-      </w:r>
-      <w:proofErr w:type="gramStart"/>
-      <w:r>
-        <w:rPr>
-          <w:lang w:val="en-US"/>
-        </w:rPr>
-        <w:t>getPageSource(</w:t>
-      </w:r>
-      <w:proofErr w:type="gramEnd"/>
-      <w:r>
-        <w:rPr>
-          <w:lang w:val="en-US"/>
-        </w:rPr>
-        <w:t>)?</w:t>
+        <w:t>What is the purpose and return type of getPageSource()?</w:t>
       </w:r>
     </w:p>
     <w:p>
@@ -76,16 +62,8 @@
         <w:rPr>
           <w:lang w:val="en-US"/>
         </w:rPr>
-        <w:t xml:space="preserve">Enter user name as </w:t>
-      </w:r>
-      <w:proofErr w:type="spellStart"/>
-      <w:r>
-        <w:rPr>
-          <w:lang w:val="en-US"/>
-        </w:rPr>
-        <w:t>Kajal</w:t>
-      </w:r>
-      <w:proofErr w:type="spellEnd"/>
+        <w:t>Enter user name as Kajal</w:t>
+      </w:r>
     </w:p>
     <w:p>
       <w:pPr>
@@ -179,16 +157,8 @@
         <w:rPr>
           <w:lang w:val="en-US"/>
         </w:rPr>
-        <w:t xml:space="preserve">Enter user name as </w:t>
-      </w:r>
-      <w:proofErr w:type="spellStart"/>
-      <w:r>
-        <w:rPr>
-          <w:lang w:val="en-US"/>
-        </w:rPr>
-        <w:t>Kajal</w:t>
-      </w:r>
-      <w:proofErr w:type="spellEnd"/>
+        <w:t>Enter user name as Kajal</w:t>
+      </w:r>
     </w:p>
     <w:p>
       <w:pPr>
@@ -282,16 +252,8 @@
         <w:rPr>
           <w:lang w:val="en-US"/>
         </w:rPr>
-        <w:t xml:space="preserve">Enter user name as </w:t>
-      </w:r>
-      <w:proofErr w:type="spellStart"/>
-      <w:r>
-        <w:rPr>
-          <w:lang w:val="en-US"/>
-        </w:rPr>
-        <w:t>Kajal</w:t>
-      </w:r>
-      <w:proofErr w:type="spellEnd"/>
+        <w:t>Enter user name as Kajal</w:t>
+      </w:r>
     </w:p>
     <w:p>
       <w:pPr>
@@ -552,16 +514,8 @@
         <w:rPr>
           <w:lang w:val="en-US"/>
         </w:rPr>
-        <w:t xml:space="preserve">Enter user name as </w:t>
-      </w:r>
-      <w:proofErr w:type="spellStart"/>
-      <w:r>
-        <w:rPr>
-          <w:lang w:val="en-US"/>
-        </w:rPr>
-        <w:t>Kajal</w:t>
-      </w:r>
-      <w:proofErr w:type="spellEnd"/>
+        <w:t>Enter user name as Kajal</w:t>
+      </w:r>
     </w:p>
     <w:p>
       <w:pPr>
@@ -687,25 +641,7 @@
           <w:szCs w:val="24"/>
           <w:lang w:val="en-US"/>
         </w:rPr>
-        <w:t xml:space="preserve">Enter </w:t>
-      </w:r>
-      <w:proofErr w:type="spellStart"/>
-      <w:r>
-        <w:rPr>
-          <w:sz w:val="24"/>
-          <w:szCs w:val="24"/>
-          <w:lang w:val="en-US"/>
-        </w:rPr>
-        <w:t>rediff</w:t>
-      </w:r>
-      <w:proofErr w:type="spellEnd"/>
-      <w:r>
-        <w:rPr>
-          <w:sz w:val="24"/>
-          <w:szCs w:val="24"/>
-          <w:lang w:val="en-US"/>
-        </w:rPr>
-        <w:t xml:space="preserve"> Id</w:t>
+        <w:t>Enter rediff Id</w:t>
       </w:r>
     </w:p>
     <w:p>
@@ -1459,25 +1395,7 @@
           <w:szCs w:val="24"/>
           <w:lang w:val="en-US"/>
         </w:rPr>
-        <w:t xml:space="preserve">Enter first 4 characters from your city (Kolhapur – </w:t>
-      </w:r>
-      <w:proofErr w:type="spellStart"/>
-      <w:r>
-        <w:rPr>
-          <w:sz w:val="24"/>
-          <w:szCs w:val="24"/>
-          <w:lang w:val="en-US"/>
-        </w:rPr>
-        <w:t>kolh</w:t>
-      </w:r>
-      <w:proofErr w:type="spellEnd"/>
-      <w:r>
-        <w:rPr>
-          <w:sz w:val="24"/>
-          <w:szCs w:val="24"/>
-          <w:lang w:val="en-US"/>
-        </w:rPr>
-        <w:t>)</w:t>
+        <w:t>Enter first 4 characters from your city (Kolhapur – kolh)</w:t>
       </w:r>
     </w:p>
     <w:p>
@@ -2371,7 +2289,7 @@
         <w:pStyle w:val="ListParagraph"/>
         <w:numPr>
           <w:ilvl w:val="0"/>
-          <w:numId w:val="2"/>
+          <w:numId w:val="1"/>
         </w:numPr>
         <w:spacing w:line="254" w:lineRule="auto"/>
         <w:rPr>
@@ -2405,7 +2323,7 @@
         <w:pStyle w:val="ListParagraph"/>
         <w:numPr>
           <w:ilvl w:val="1"/>
-          <w:numId w:val="2"/>
+          <w:numId w:val="1"/>
         </w:numPr>
         <w:spacing w:line="254" w:lineRule="auto"/>
         <w:rPr>
@@ -2428,7 +2346,7 @@
         <w:pStyle w:val="ListParagraph"/>
         <w:numPr>
           <w:ilvl w:val="1"/>
-          <w:numId w:val="2"/>
+          <w:numId w:val="1"/>
         </w:numPr>
         <w:spacing w:line="254" w:lineRule="auto"/>
         <w:rPr>
@@ -2451,7 +2369,7 @@
         <w:pStyle w:val="ListParagraph"/>
         <w:numPr>
           <w:ilvl w:val="1"/>
-          <w:numId w:val="2"/>
+          <w:numId w:val="1"/>
         </w:numPr>
         <w:spacing w:line="254" w:lineRule="auto"/>
         <w:rPr>
@@ -2474,7 +2392,7 @@
         <w:pStyle w:val="ListParagraph"/>
         <w:numPr>
           <w:ilvl w:val="1"/>
-          <w:numId w:val="2"/>
+          <w:numId w:val="1"/>
         </w:numPr>
         <w:spacing w:line="254" w:lineRule="auto"/>
         <w:rPr>
@@ -2497,7 +2415,7 @@
         <w:pStyle w:val="ListParagraph"/>
         <w:numPr>
           <w:ilvl w:val="1"/>
-          <w:numId w:val="2"/>
+          <w:numId w:val="1"/>
         </w:numPr>
         <w:spacing w:line="254" w:lineRule="auto"/>
         <w:rPr>
@@ -2520,7 +2438,7 @@
         <w:pStyle w:val="ListParagraph"/>
         <w:numPr>
           <w:ilvl w:val="1"/>
-          <w:numId w:val="2"/>
+          <w:numId w:val="1"/>
         </w:numPr>
         <w:spacing w:line="254" w:lineRule="auto"/>
         <w:rPr>
@@ -2543,7 +2461,7 @@
         <w:pStyle w:val="ListParagraph"/>
         <w:numPr>
           <w:ilvl w:val="1"/>
-          <w:numId w:val="2"/>
+          <w:numId w:val="1"/>
         </w:numPr>
         <w:spacing w:line="254" w:lineRule="auto"/>
         <w:rPr>
@@ -2566,7 +2484,7 @@
         <w:pStyle w:val="ListParagraph"/>
         <w:numPr>
           <w:ilvl w:val="1"/>
-          <w:numId w:val="2"/>
+          <w:numId w:val="1"/>
         </w:numPr>
         <w:spacing w:line="254" w:lineRule="auto"/>
         <w:rPr>
@@ -2589,7 +2507,7 @@
         <w:pStyle w:val="ListParagraph"/>
         <w:numPr>
           <w:ilvl w:val="1"/>
-          <w:numId w:val="2"/>
+          <w:numId w:val="1"/>
         </w:numPr>
         <w:spacing w:line="254" w:lineRule="auto"/>
         <w:rPr>
@@ -2612,7 +2530,7 @@
         <w:pStyle w:val="ListParagraph"/>
         <w:numPr>
           <w:ilvl w:val="1"/>
-          <w:numId w:val="2"/>
+          <w:numId w:val="1"/>
         </w:numPr>
         <w:spacing w:line="254" w:lineRule="auto"/>
         <w:rPr>
@@ -2635,7 +2553,7 @@
         <w:pStyle w:val="ListParagraph"/>
         <w:numPr>
           <w:ilvl w:val="1"/>
-          <w:numId w:val="2"/>
+          <w:numId w:val="1"/>
         </w:numPr>
         <w:spacing w:line="254" w:lineRule="auto"/>
         <w:rPr>
@@ -2658,7 +2576,7 @@
         <w:pStyle w:val="ListParagraph"/>
         <w:numPr>
           <w:ilvl w:val="1"/>
-          <w:numId w:val="2"/>
+          <w:numId w:val="1"/>
         </w:numPr>
         <w:spacing w:line="254" w:lineRule="auto"/>
         <w:rPr>
@@ -2681,40 +2599,30 @@
         <w:pStyle w:val="ListParagraph"/>
         <w:numPr>
           <w:ilvl w:val="1"/>
-          <w:numId w:val="2"/>
-        </w:numPr>
-        <w:spacing w:line="254" w:lineRule="auto"/>
-        <w:rPr>
-          <w:sz w:val="24"/>
-          <w:szCs w:val="24"/>
-          <w:lang w:val="en-US"/>
-        </w:rPr>
-      </w:pPr>
-      <w:r>
-        <w:rPr>
-          <w:sz w:val="24"/>
-          <w:szCs w:val="24"/>
-          <w:lang w:val="en-US"/>
-        </w:rPr>
-        <w:t xml:space="preserve">Login using data provided in step no h &amp; </w:t>
-      </w:r>
-      <w:proofErr w:type="spellStart"/>
-      <w:r>
-        <w:rPr>
-          <w:sz w:val="24"/>
-          <w:szCs w:val="24"/>
-          <w:lang w:val="en-US"/>
-        </w:rPr>
-        <w:t>i</w:t>
-      </w:r>
-      <w:proofErr w:type="spellEnd"/>
-    </w:p>
-    <w:p>
-      <w:pPr>
-        <w:pStyle w:val="ListParagraph"/>
-        <w:numPr>
-          <w:ilvl w:val="1"/>
-          <w:numId w:val="2"/>
+          <w:numId w:val="1"/>
+        </w:numPr>
+        <w:spacing w:line="254" w:lineRule="auto"/>
+        <w:rPr>
+          <w:sz w:val="24"/>
+          <w:szCs w:val="24"/>
+          <w:lang w:val="en-US"/>
+        </w:rPr>
+      </w:pPr>
+      <w:r>
+        <w:rPr>
+          <w:sz w:val="24"/>
+          <w:szCs w:val="24"/>
+          <w:lang w:val="en-US"/>
+        </w:rPr>
+        <w:t>Login using data provided in step no h &amp; i</w:t>
+      </w:r>
+    </w:p>
+    <w:p>
+      <w:pPr>
+        <w:pStyle w:val="ListParagraph"/>
+        <w:numPr>
+          <w:ilvl w:val="1"/>
+          <w:numId w:val="1"/>
         </w:numPr>
         <w:spacing w:line="254" w:lineRule="auto"/>
         <w:rPr>
@@ -2737,7 +2645,7 @@
         <w:pStyle w:val="ListParagraph"/>
         <w:numPr>
           <w:ilvl w:val="1"/>
-          <w:numId w:val="2"/>
+          <w:numId w:val="1"/>
         </w:numPr>
         <w:spacing w:line="254" w:lineRule="auto"/>
         <w:rPr>
@@ -2760,7 +2668,7 @@
         <w:pStyle w:val="ListParagraph"/>
         <w:numPr>
           <w:ilvl w:val="1"/>
-          <w:numId w:val="2"/>
+          <w:numId w:val="1"/>
         </w:numPr>
         <w:spacing w:line="254" w:lineRule="auto"/>
         <w:rPr>
@@ -2783,7 +2691,7 @@
         <w:pStyle w:val="ListParagraph"/>
         <w:numPr>
           <w:ilvl w:val="1"/>
-          <w:numId w:val="2"/>
+          <w:numId w:val="1"/>
         </w:numPr>
         <w:spacing w:line="254" w:lineRule="auto"/>
         <w:rPr>
@@ -2806,40 +2714,30 @@
         <w:pStyle w:val="ListParagraph"/>
         <w:numPr>
           <w:ilvl w:val="1"/>
-          <w:numId w:val="2"/>
-        </w:numPr>
-        <w:spacing w:line="254" w:lineRule="auto"/>
-        <w:rPr>
-          <w:sz w:val="24"/>
-          <w:szCs w:val="24"/>
-          <w:lang w:val="en-US"/>
-        </w:rPr>
-      </w:pPr>
-      <w:r>
-        <w:rPr>
-          <w:sz w:val="24"/>
-          <w:szCs w:val="24"/>
-          <w:lang w:val="en-US"/>
-        </w:rPr>
-        <w:t>Login wit</w:t>
-      </w:r>
-      <w:bookmarkStart w:id="0" w:name="_GoBack"/>
-      <w:bookmarkEnd w:id="0"/>
-      <w:r>
-        <w:rPr>
-          <w:sz w:val="24"/>
-          <w:szCs w:val="24"/>
-          <w:lang w:val="en-US"/>
-        </w:rPr>
-        <w:t>h admin</w:t>
-      </w:r>
-    </w:p>
-    <w:p>
-      <w:pPr>
-        <w:pStyle w:val="ListParagraph"/>
-        <w:numPr>
-          <w:ilvl w:val="1"/>
-          <w:numId w:val="2"/>
+          <w:numId w:val="1"/>
+        </w:numPr>
+        <w:spacing w:line="254" w:lineRule="auto"/>
+        <w:rPr>
+          <w:sz w:val="24"/>
+          <w:szCs w:val="24"/>
+          <w:lang w:val="en-US"/>
+        </w:rPr>
+      </w:pPr>
+      <w:r>
+        <w:rPr>
+          <w:sz w:val="24"/>
+          <w:szCs w:val="24"/>
+          <w:lang w:val="en-US"/>
+        </w:rPr>
+        <w:t>Login with admin</w:t>
+      </w:r>
+    </w:p>
+    <w:p>
+      <w:pPr>
+        <w:pStyle w:val="ListParagraph"/>
+        <w:numPr>
+          <w:ilvl w:val="1"/>
+          <w:numId w:val="1"/>
         </w:numPr>
         <w:spacing w:line="254" w:lineRule="auto"/>
         <w:rPr>
@@ -2862,7 +2760,7 @@
         <w:pStyle w:val="ListParagraph"/>
         <w:numPr>
           <w:ilvl w:val="1"/>
-          <w:numId w:val="2"/>
+          <w:numId w:val="1"/>
         </w:numPr>
         <w:spacing w:line="254" w:lineRule="auto"/>
         <w:rPr>
@@ -2885,7 +2783,7 @@
         <w:pStyle w:val="ListParagraph"/>
         <w:numPr>
           <w:ilvl w:val="1"/>
-          <w:numId w:val="2"/>
+          <w:numId w:val="1"/>
         </w:numPr>
         <w:spacing w:line="254" w:lineRule="auto"/>
         <w:rPr>
@@ -2908,7 +2806,7 @@
         <w:pStyle w:val="ListParagraph"/>
         <w:numPr>
           <w:ilvl w:val="1"/>
-          <w:numId w:val="2"/>
+          <w:numId w:val="1"/>
         </w:numPr>
         <w:spacing w:line="254" w:lineRule="auto"/>
         <w:rPr>
@@ -2931,7 +2829,7 @@
         <w:pStyle w:val="ListParagraph"/>
         <w:numPr>
           <w:ilvl w:val="1"/>
-          <w:numId w:val="2"/>
+          <w:numId w:val="1"/>
         </w:numPr>
         <w:rPr>
           <w:sz w:val="26"/>
@@ -2953,7 +2851,7 @@
         <w:pStyle w:val="ListParagraph"/>
         <w:numPr>
           <w:ilvl w:val="0"/>
-          <w:numId w:val="2"/>
+          <w:numId w:val="1"/>
         </w:numPr>
         <w:spacing w:line="254" w:lineRule="auto"/>
         <w:rPr>
@@ -2987,48 +2885,30 @@
         <w:pStyle w:val="ListParagraph"/>
         <w:numPr>
           <w:ilvl w:val="1"/>
-          <w:numId w:val="2"/>
-        </w:numPr>
-        <w:spacing w:line="254" w:lineRule="auto"/>
-        <w:rPr>
-          <w:sz w:val="24"/>
-          <w:szCs w:val="24"/>
-          <w:lang w:val="en-US"/>
-        </w:rPr>
-      </w:pPr>
-      <w:r>
-        <w:rPr>
-          <w:sz w:val="24"/>
-          <w:szCs w:val="24"/>
-          <w:lang w:val="en-US"/>
-        </w:rPr>
-        <w:t xml:space="preserve">Click on </w:t>
-      </w:r>
-      <w:proofErr w:type="spellStart"/>
-      <w:r>
-        <w:rPr>
-          <w:sz w:val="24"/>
-          <w:szCs w:val="24"/>
-          <w:lang w:val="en-US"/>
-        </w:rPr>
-        <w:t>ClickToGetAlert</w:t>
-      </w:r>
-      <w:proofErr w:type="spellEnd"/>
-      <w:r>
-        <w:rPr>
-          <w:sz w:val="24"/>
-          <w:szCs w:val="24"/>
-          <w:lang w:val="en-US"/>
-        </w:rPr>
-        <w:t xml:space="preserve"> button</w:t>
-      </w:r>
-    </w:p>
-    <w:p>
-      <w:pPr>
-        <w:pStyle w:val="ListParagraph"/>
-        <w:numPr>
-          <w:ilvl w:val="1"/>
-          <w:numId w:val="2"/>
+          <w:numId w:val="1"/>
+        </w:numPr>
+        <w:spacing w:line="254" w:lineRule="auto"/>
+        <w:rPr>
+          <w:sz w:val="24"/>
+          <w:szCs w:val="24"/>
+          <w:lang w:val="en-US"/>
+        </w:rPr>
+      </w:pPr>
+      <w:r>
+        <w:rPr>
+          <w:sz w:val="24"/>
+          <w:szCs w:val="24"/>
+          <w:lang w:val="en-US"/>
+        </w:rPr>
+        <w:t>Click on ClickToGetAlert button</w:t>
+      </w:r>
+    </w:p>
+    <w:p>
+      <w:pPr>
+        <w:pStyle w:val="ListParagraph"/>
+        <w:numPr>
+          <w:ilvl w:val="1"/>
+          <w:numId w:val="1"/>
         </w:numPr>
         <w:spacing w:line="254" w:lineRule="auto"/>
         <w:rPr>
@@ -3051,7 +2931,7 @@
         <w:pStyle w:val="ListParagraph"/>
         <w:numPr>
           <w:ilvl w:val="1"/>
-          <w:numId w:val="2"/>
+          <w:numId w:val="1"/>
         </w:numPr>
         <w:spacing w:line="254" w:lineRule="auto"/>
         <w:rPr>
@@ -3074,48 +2954,30 @@
         <w:pStyle w:val="ListParagraph"/>
         <w:numPr>
           <w:ilvl w:val="1"/>
-          <w:numId w:val="2"/>
-        </w:numPr>
-        <w:spacing w:line="254" w:lineRule="auto"/>
-        <w:rPr>
-          <w:sz w:val="24"/>
-          <w:szCs w:val="24"/>
-          <w:lang w:val="en-US"/>
-        </w:rPr>
-      </w:pPr>
-      <w:r>
-        <w:rPr>
-          <w:sz w:val="24"/>
-          <w:szCs w:val="24"/>
-          <w:lang w:val="en-US"/>
-        </w:rPr>
-        <w:t xml:space="preserve">Click on </w:t>
-      </w:r>
-      <w:proofErr w:type="spellStart"/>
-      <w:r>
-        <w:rPr>
-          <w:sz w:val="24"/>
-          <w:szCs w:val="24"/>
-          <w:lang w:val="en-US"/>
-        </w:rPr>
-        <w:t>GetPrompt</w:t>
-      </w:r>
-      <w:proofErr w:type="spellEnd"/>
-      <w:r>
-        <w:rPr>
-          <w:sz w:val="24"/>
-          <w:szCs w:val="24"/>
-          <w:lang w:val="en-US"/>
-        </w:rPr>
-        <w:t xml:space="preserve"> Button</w:t>
-      </w:r>
-    </w:p>
-    <w:p>
-      <w:pPr>
-        <w:pStyle w:val="ListParagraph"/>
-        <w:numPr>
-          <w:ilvl w:val="1"/>
-          <w:numId w:val="2"/>
+          <w:numId w:val="1"/>
+        </w:numPr>
+        <w:spacing w:line="254" w:lineRule="auto"/>
+        <w:rPr>
+          <w:sz w:val="24"/>
+          <w:szCs w:val="24"/>
+          <w:lang w:val="en-US"/>
+        </w:rPr>
+      </w:pPr>
+      <w:r>
+        <w:rPr>
+          <w:sz w:val="24"/>
+          <w:szCs w:val="24"/>
+          <w:lang w:val="en-US"/>
+        </w:rPr>
+        <w:t>Click on GetPrompt Button</w:t>
+      </w:r>
+    </w:p>
+    <w:p>
+      <w:pPr>
+        <w:pStyle w:val="ListParagraph"/>
+        <w:numPr>
+          <w:ilvl w:val="1"/>
+          <w:numId w:val="1"/>
         </w:numPr>
         <w:spacing w:line="254" w:lineRule="auto"/>
         <w:rPr>
@@ -3138,7 +3000,7 @@
         <w:pStyle w:val="ListParagraph"/>
         <w:numPr>
           <w:ilvl w:val="1"/>
-          <w:numId w:val="2"/>
+          <w:numId w:val="1"/>
         </w:numPr>
         <w:spacing w:line="254" w:lineRule="auto"/>
         <w:rPr>
@@ -3161,48 +3023,30 @@
         <w:pStyle w:val="ListParagraph"/>
         <w:numPr>
           <w:ilvl w:val="1"/>
-          <w:numId w:val="2"/>
-        </w:numPr>
-        <w:spacing w:line="254" w:lineRule="auto"/>
-        <w:rPr>
-          <w:sz w:val="24"/>
-          <w:szCs w:val="24"/>
-          <w:lang w:val="en-US"/>
-        </w:rPr>
-      </w:pPr>
-      <w:r>
-        <w:rPr>
-          <w:sz w:val="24"/>
-          <w:szCs w:val="24"/>
-          <w:lang w:val="en-US"/>
-        </w:rPr>
-        <w:t xml:space="preserve">Click on </w:t>
-      </w:r>
-      <w:proofErr w:type="spellStart"/>
-      <w:r>
-        <w:rPr>
-          <w:sz w:val="24"/>
-          <w:szCs w:val="24"/>
-          <w:lang w:val="en-US"/>
-        </w:rPr>
-        <w:t>GetConfirmation</w:t>
-      </w:r>
-      <w:proofErr w:type="spellEnd"/>
-      <w:r>
-        <w:rPr>
-          <w:sz w:val="24"/>
-          <w:szCs w:val="24"/>
-          <w:lang w:val="en-US"/>
-        </w:rPr>
-        <w:t xml:space="preserve"> Button </w:t>
-      </w:r>
-    </w:p>
-    <w:p>
-      <w:pPr>
-        <w:pStyle w:val="ListParagraph"/>
-        <w:numPr>
-          <w:ilvl w:val="1"/>
-          <w:numId w:val="2"/>
+          <w:numId w:val="1"/>
+        </w:numPr>
+        <w:spacing w:line="254" w:lineRule="auto"/>
+        <w:rPr>
+          <w:sz w:val="24"/>
+          <w:szCs w:val="24"/>
+          <w:lang w:val="en-US"/>
+        </w:rPr>
+      </w:pPr>
+      <w:r>
+        <w:rPr>
+          <w:sz w:val="24"/>
+          <w:szCs w:val="24"/>
+          <w:lang w:val="en-US"/>
+        </w:rPr>
+        <w:t xml:space="preserve">Click on GetConfirmation Button </w:t>
+      </w:r>
+    </w:p>
+    <w:p>
+      <w:pPr>
+        <w:pStyle w:val="ListParagraph"/>
+        <w:numPr>
+          <w:ilvl w:val="1"/>
+          <w:numId w:val="1"/>
         </w:numPr>
         <w:rPr>
           <w:sz w:val="24"/>
@@ -3218,6 +3062,587 @@
         </w:rPr>
         <w:lastRenderedPageBreak/>
         <w:t>Click on Cancel button</w:t>
+      </w:r>
+    </w:p>
+    <w:p>
+      <w:pPr>
+        <w:pStyle w:val="ListParagraph"/>
+        <w:numPr>
+          <w:ilvl w:val="0"/>
+          <w:numId w:val="1"/>
+        </w:numPr>
+        <w:rPr>
+          <w:sz w:val="24"/>
+          <w:szCs w:val="24"/>
+          <w:lang w:val="en-US"/>
+        </w:rPr>
+      </w:pPr>
+      <w:r>
+        <w:rPr>
+          <w:sz w:val="24"/>
+          <w:szCs w:val="24"/>
+          <w:lang w:val="en-US"/>
+        </w:rPr>
+        <w:t xml:space="preserve">Launch </w:t>
+      </w:r>
+      <w:hyperlink r:id="rId25" w:history="1">
+        <w:r>
+          <w:rPr>
+            <w:rStyle w:val="Hyperlink"/>
+            <w:sz w:val="24"/>
+            <w:szCs w:val="24"/>
+            <w:lang w:val="en-US"/>
+          </w:rPr>
+          <w:t>https://istqb.in/</w:t>
+        </w:r>
+      </w:hyperlink>
+    </w:p>
+    <w:p>
+      <w:pPr>
+        <w:pStyle w:val="ListParagraph"/>
+        <w:numPr>
+          <w:ilvl w:val="1"/>
+          <w:numId w:val="1"/>
+        </w:numPr>
+        <w:rPr>
+          <w:sz w:val="24"/>
+          <w:szCs w:val="24"/>
+          <w:lang w:val="en-US"/>
+        </w:rPr>
+      </w:pPr>
+      <w:r>
+        <w:rPr>
+          <w:sz w:val="24"/>
+          <w:szCs w:val="24"/>
+          <w:lang w:val="en-US"/>
+        </w:rPr>
+        <w:t>Display all 8 menus</w:t>
+      </w:r>
+    </w:p>
+    <w:p>
+      <w:pPr>
+        <w:pStyle w:val="ListParagraph"/>
+        <w:numPr>
+          <w:ilvl w:val="0"/>
+          <w:numId w:val="1"/>
+        </w:numPr>
+        <w:spacing w:line="254" w:lineRule="auto"/>
+        <w:rPr>
+          <w:sz w:val="24"/>
+          <w:szCs w:val="24"/>
+          <w:lang w:val="en-US"/>
+        </w:rPr>
+      </w:pPr>
+      <w:r>
+        <w:rPr>
+          <w:sz w:val="24"/>
+          <w:szCs w:val="24"/>
+          <w:lang w:val="en-US"/>
+        </w:rPr>
+        <w:t xml:space="preserve">Complete the registration process on </w:t>
+      </w:r>
+      <w:hyperlink r:id="rId26" w:history="1">
+        <w:r>
+          <w:rPr>
+            <w:rStyle w:val="Hyperlink"/>
+            <w:sz w:val="24"/>
+            <w:szCs w:val="24"/>
+            <w:lang w:val="en-US"/>
+          </w:rPr>
+          <w:t>https://demoqa.co</w:t>
+        </w:r>
+        <w:r>
+          <w:rPr>
+            <w:rStyle w:val="Hyperlink"/>
+            <w:sz w:val="24"/>
+            <w:szCs w:val="24"/>
+            <w:lang w:val="en-US"/>
+          </w:rPr>
+          <w:t>m</w:t>
+        </w:r>
+        <w:r>
+          <w:rPr>
+            <w:rStyle w:val="Hyperlink"/>
+            <w:sz w:val="24"/>
+            <w:szCs w:val="24"/>
+            <w:lang w:val="en-US"/>
+          </w:rPr>
+          <w:t>/automation-practice-form</w:t>
+        </w:r>
+      </w:hyperlink>
+      <w:bookmarkStart w:id="0" w:name="_GoBack"/>
+      <w:bookmarkEnd w:id="0"/>
+    </w:p>
+    <w:p>
+      <w:pPr>
+        <w:pStyle w:val="ListParagraph"/>
+        <w:numPr>
+          <w:ilvl w:val="0"/>
+          <w:numId w:val="1"/>
+        </w:numPr>
+        <w:spacing w:line="256" w:lineRule="auto"/>
+        <w:rPr>
+          <w:sz w:val="24"/>
+          <w:szCs w:val="24"/>
+          <w:lang w:val="en-US"/>
+        </w:rPr>
+      </w:pPr>
+      <w:r>
+        <w:rPr>
+          <w:sz w:val="24"/>
+          <w:szCs w:val="24"/>
+          <w:lang w:val="en-US"/>
+        </w:rPr>
+        <w:t xml:space="preserve">Open </w:t>
+      </w:r>
+      <w:hyperlink r:id="rId27" w:history="1">
+        <w:r>
+          <w:rPr>
+            <w:rStyle w:val="Hyperlink"/>
+            <w:sz w:val="24"/>
+            <w:szCs w:val="24"/>
+            <w:lang w:val="en-US"/>
+          </w:rPr>
+          <w:t>https://www.fit</w:t>
+        </w:r>
+        <w:r>
+          <w:rPr>
+            <w:rStyle w:val="Hyperlink"/>
+            <w:sz w:val="24"/>
+            <w:szCs w:val="24"/>
+            <w:lang w:val="en-US"/>
+          </w:rPr>
+          <w:t>p</w:t>
+        </w:r>
+        <w:r>
+          <w:rPr>
+            <w:rStyle w:val="Hyperlink"/>
+            <w:sz w:val="24"/>
+            <w:szCs w:val="24"/>
+            <w:lang w:val="en-US"/>
+          </w:rPr>
+          <w:t>eo.com/revenue-calculator</w:t>
+        </w:r>
+      </w:hyperlink>
+    </w:p>
+    <w:p>
+      <w:pPr>
+        <w:pStyle w:val="ListParagraph"/>
+        <w:numPr>
+          <w:ilvl w:val="1"/>
+          <w:numId w:val="1"/>
+        </w:numPr>
+        <w:spacing w:line="256" w:lineRule="auto"/>
+        <w:rPr>
+          <w:sz w:val="24"/>
+          <w:szCs w:val="24"/>
+          <w:lang w:val="en-US"/>
+        </w:rPr>
+      </w:pPr>
+      <w:r>
+        <w:rPr>
+          <w:sz w:val="24"/>
+          <w:szCs w:val="24"/>
+          <w:lang w:val="en-US"/>
+        </w:rPr>
+        <w:t>Try scrolling slider so that the value will become 800</w:t>
+      </w:r>
+    </w:p>
+    <w:p>
+      <w:pPr>
+        <w:pStyle w:val="ListParagraph"/>
+        <w:numPr>
+          <w:ilvl w:val="0"/>
+          <w:numId w:val="1"/>
+        </w:numPr>
+        <w:spacing w:line="256" w:lineRule="auto"/>
+        <w:rPr>
+          <w:sz w:val="24"/>
+          <w:szCs w:val="24"/>
+          <w:lang w:val="en-US"/>
+        </w:rPr>
+      </w:pPr>
+      <w:r>
+        <w:rPr>
+          <w:sz w:val="24"/>
+          <w:szCs w:val="24"/>
+          <w:lang w:val="en-US"/>
+        </w:rPr>
+        <w:t xml:space="preserve">Open </w:t>
+      </w:r>
+      <w:hyperlink r:id="rId28" w:history="1">
+        <w:r>
+          <w:rPr>
+            <w:rStyle w:val="Hyperlink"/>
+            <w:sz w:val="24"/>
+            <w:szCs w:val="24"/>
+            <w:lang w:val="en-US"/>
+          </w:rPr>
+          <w:t>https://www.fitpeo.com/revenue-calculator</w:t>
+        </w:r>
+      </w:hyperlink>
+    </w:p>
+    <w:p>
+      <w:pPr>
+        <w:pStyle w:val="ListParagraph"/>
+        <w:numPr>
+          <w:ilvl w:val="1"/>
+          <w:numId w:val="1"/>
+        </w:numPr>
+        <w:spacing w:line="256" w:lineRule="auto"/>
+        <w:rPr>
+          <w:sz w:val="24"/>
+          <w:szCs w:val="24"/>
+          <w:lang w:val="en-US"/>
+        </w:rPr>
+      </w:pPr>
+      <w:r>
+        <w:rPr>
+          <w:sz w:val="24"/>
+          <w:szCs w:val="24"/>
+          <w:lang w:val="en-US"/>
+        </w:rPr>
+        <w:t xml:space="preserve">Try entering 600 in the text box. </w:t>
+      </w:r>
+    </w:p>
+    <w:p>
+      <w:pPr>
+        <w:pStyle w:val="ListParagraph"/>
+        <w:numPr>
+          <w:ilvl w:val="0"/>
+          <w:numId w:val="1"/>
+        </w:numPr>
+        <w:spacing w:line="256" w:lineRule="auto"/>
+        <w:rPr>
+          <w:sz w:val="24"/>
+          <w:szCs w:val="24"/>
+          <w:lang w:val="en-US"/>
+        </w:rPr>
+      </w:pPr>
+      <w:r>
+        <w:rPr>
+          <w:sz w:val="24"/>
+          <w:szCs w:val="24"/>
+          <w:lang w:val="en-US"/>
+        </w:rPr>
+        <w:t xml:space="preserve">Open </w:t>
+      </w:r>
+      <w:hyperlink r:id="rId29" w:history="1">
+        <w:r>
+          <w:rPr>
+            <w:rStyle w:val="Hyperlink"/>
+            <w:sz w:val="24"/>
+            <w:szCs w:val="24"/>
+            <w:lang w:val="en-US"/>
+          </w:rPr>
+          <w:t>https://www.irctc.co.in/nget/profile/user-registration</w:t>
+        </w:r>
+      </w:hyperlink>
+    </w:p>
+    <w:p>
+      <w:pPr>
+        <w:pStyle w:val="ListParagraph"/>
+        <w:numPr>
+          <w:ilvl w:val="1"/>
+          <w:numId w:val="1"/>
+        </w:numPr>
+        <w:spacing w:line="256" w:lineRule="auto"/>
+        <w:rPr>
+          <w:sz w:val="24"/>
+          <w:szCs w:val="24"/>
+          <w:lang w:val="en-US"/>
+        </w:rPr>
+      </w:pPr>
+      <w:r>
+        <w:rPr>
+          <w:sz w:val="24"/>
+          <w:szCs w:val="24"/>
+          <w:lang w:val="en-US"/>
+        </w:rPr>
+        <w:t>Complete the registration process.</w:t>
+      </w:r>
+    </w:p>
+    <w:p>
+      <w:pPr>
+        <w:pStyle w:val="ListParagraph"/>
+        <w:numPr>
+          <w:ilvl w:val="1"/>
+          <w:numId w:val="1"/>
+        </w:numPr>
+        <w:spacing w:line="256" w:lineRule="auto"/>
+        <w:rPr>
+          <w:sz w:val="24"/>
+          <w:szCs w:val="24"/>
+          <w:lang w:val="en-US"/>
+        </w:rPr>
+      </w:pPr>
+      <w:r>
+        <w:rPr>
+          <w:sz w:val="24"/>
+          <w:szCs w:val="24"/>
+          <w:lang w:val="en-US"/>
+        </w:rPr>
+        <w:t>Display the messages after clicking on Submit button.</w:t>
+      </w:r>
+    </w:p>
+    <w:p>
+      <w:pPr>
+        <w:pStyle w:val="ListParagraph"/>
+        <w:numPr>
+          <w:ilvl w:val="0"/>
+          <w:numId w:val="1"/>
+        </w:numPr>
+        <w:spacing w:line="256" w:lineRule="auto"/>
+        <w:rPr>
+          <w:sz w:val="24"/>
+          <w:szCs w:val="24"/>
+          <w:lang w:val="en-US"/>
+        </w:rPr>
+      </w:pPr>
+      <w:r>
+        <w:rPr>
+          <w:sz w:val="24"/>
+          <w:szCs w:val="24"/>
+          <w:lang w:val="en-US"/>
+        </w:rPr>
+        <w:t xml:space="preserve">Open </w:t>
+      </w:r>
+      <w:hyperlink r:id="rId30" w:history="1">
+        <w:r>
+          <w:rPr>
+            <w:rStyle w:val="Hyperlink"/>
+            <w:sz w:val="24"/>
+            <w:szCs w:val="24"/>
+            <w:lang w:val="en-US"/>
+          </w:rPr>
+          <w:t>https://asan</w:t>
+        </w:r>
+        <w:r>
+          <w:rPr>
+            <w:rStyle w:val="Hyperlink"/>
+            <w:sz w:val="24"/>
+            <w:szCs w:val="24"/>
+            <w:lang w:val="en-US"/>
+          </w:rPr>
+          <w:t>a</w:t>
+        </w:r>
+        <w:r>
+          <w:rPr>
+            <w:rStyle w:val="Hyperlink"/>
+            <w:sz w:val="24"/>
+            <w:szCs w:val="24"/>
+            <w:lang w:val="en-US"/>
+          </w:rPr>
+          <w:t>.com/</w:t>
+        </w:r>
+      </w:hyperlink>
+    </w:p>
+    <w:p>
+      <w:pPr>
+        <w:pStyle w:val="ListParagraph"/>
+        <w:numPr>
+          <w:ilvl w:val="1"/>
+          <w:numId w:val="1"/>
+        </w:numPr>
+        <w:spacing w:line="256" w:lineRule="auto"/>
+        <w:rPr>
+          <w:sz w:val="24"/>
+          <w:szCs w:val="24"/>
+          <w:lang w:val="en-US"/>
+        </w:rPr>
+      </w:pPr>
+      <w:r>
+        <w:rPr>
+          <w:sz w:val="24"/>
+          <w:szCs w:val="24"/>
+          <w:lang w:val="en-US"/>
+        </w:rPr>
+        <w:t>Click on login button</w:t>
+      </w:r>
+    </w:p>
+    <w:p>
+      <w:pPr>
+        <w:pStyle w:val="ListParagraph"/>
+        <w:numPr>
+          <w:ilvl w:val="0"/>
+          <w:numId w:val="1"/>
+        </w:numPr>
+        <w:spacing w:line="256" w:lineRule="auto"/>
+        <w:rPr>
+          <w:sz w:val="24"/>
+          <w:szCs w:val="24"/>
+          <w:lang w:val="en-US"/>
+        </w:rPr>
+      </w:pPr>
+      <w:r>
+        <w:rPr>
+          <w:sz w:val="24"/>
+          <w:szCs w:val="24"/>
+          <w:lang w:val="en-US"/>
+        </w:rPr>
+        <w:t xml:space="preserve">Open </w:t>
+      </w:r>
+      <w:hyperlink r:id="rId31" w:history="1">
+        <w:r>
+          <w:rPr>
+            <w:rStyle w:val="Hyperlink"/>
+            <w:sz w:val="24"/>
+            <w:szCs w:val="24"/>
+            <w:lang w:val="en-US"/>
+          </w:rPr>
+          <w:t>https://www.jotform.com/fo</w:t>
+        </w:r>
+        <w:r>
+          <w:rPr>
+            <w:rStyle w:val="Hyperlink"/>
+            <w:sz w:val="24"/>
+            <w:szCs w:val="24"/>
+            <w:lang w:val="en-US"/>
+          </w:rPr>
+          <w:t>r</w:t>
+        </w:r>
+        <w:r>
+          <w:rPr>
+            <w:rStyle w:val="Hyperlink"/>
+            <w:sz w:val="24"/>
+            <w:szCs w:val="24"/>
+            <w:lang w:val="en-US"/>
+          </w:rPr>
+          <w:t>m-templates/exam-registration-form</w:t>
+        </w:r>
+      </w:hyperlink>
+    </w:p>
+    <w:p>
+      <w:pPr>
+        <w:pStyle w:val="ListParagraph"/>
+        <w:numPr>
+          <w:ilvl w:val="1"/>
+          <w:numId w:val="1"/>
+        </w:numPr>
+        <w:spacing w:line="256" w:lineRule="auto"/>
+        <w:rPr>
+          <w:sz w:val="24"/>
+          <w:szCs w:val="24"/>
+          <w:lang w:val="en-US"/>
+        </w:rPr>
+      </w:pPr>
+      <w:r>
+        <w:rPr>
+          <w:sz w:val="24"/>
+          <w:szCs w:val="24"/>
+          <w:lang w:val="en-US"/>
+        </w:rPr>
+        <w:t>Complete the registration process</w:t>
+      </w:r>
+    </w:p>
+    <w:p>
+      <w:pPr>
+        <w:pStyle w:val="ListParagraph"/>
+        <w:numPr>
+          <w:ilvl w:val="0"/>
+          <w:numId w:val="1"/>
+        </w:numPr>
+        <w:spacing w:line="254" w:lineRule="auto"/>
+        <w:rPr>
+          <w:sz w:val="24"/>
+          <w:szCs w:val="24"/>
+          <w:lang w:val="en-US"/>
+        </w:rPr>
+      </w:pPr>
+      <w:r>
+        <w:rPr>
+          <w:sz w:val="24"/>
+          <w:szCs w:val="24"/>
+          <w:lang w:val="en-US"/>
+        </w:rPr>
+        <w:t xml:space="preserve">Open </w:t>
+      </w:r>
+      <w:hyperlink r:id="rId32" w:history="1">
+        <w:r>
+          <w:rPr>
+            <w:rStyle w:val="Hyperlink"/>
+            <w:sz w:val="24"/>
+            <w:szCs w:val="24"/>
+            <w:lang w:val="en-US"/>
+          </w:rPr>
+          <w:t>https://www.nimblework.com/resources/?tx_post_tag=case-studies</w:t>
+        </w:r>
+      </w:hyperlink>
+      <w:r>
+        <w:rPr>
+          <w:sz w:val="24"/>
+          <w:szCs w:val="24"/>
+          <w:lang w:val="en-US"/>
+        </w:rPr>
+        <w:t xml:space="preserve"> </w:t>
+      </w:r>
+    </w:p>
+    <w:p>
+      <w:pPr>
+        <w:pStyle w:val="ListParagraph"/>
+        <w:numPr>
+          <w:ilvl w:val="1"/>
+          <w:numId w:val="1"/>
+        </w:numPr>
+        <w:spacing w:line="254" w:lineRule="auto"/>
+        <w:rPr>
+          <w:sz w:val="24"/>
+          <w:szCs w:val="24"/>
+          <w:lang w:val="en-US"/>
+        </w:rPr>
+      </w:pPr>
+      <w:r>
+        <w:rPr>
+          <w:sz w:val="24"/>
+          <w:szCs w:val="24"/>
+          <w:lang w:val="en-US"/>
+        </w:rPr>
+        <w:t>Click on The image of chat</w:t>
+      </w:r>
+    </w:p>
+    <w:p>
+      <w:pPr>
+        <w:pStyle w:val="ListParagraph"/>
+        <w:numPr>
+          <w:ilvl w:val="1"/>
+          <w:numId w:val="1"/>
+        </w:numPr>
+        <w:spacing w:line="254" w:lineRule="auto"/>
+        <w:rPr>
+          <w:sz w:val="24"/>
+          <w:szCs w:val="24"/>
+          <w:lang w:val="en-US"/>
+        </w:rPr>
+      </w:pPr>
+      <w:r>
+        <w:rPr>
+          <w:sz w:val="24"/>
+          <w:szCs w:val="24"/>
+          <w:lang w:val="en-US"/>
+        </w:rPr>
+        <w:t>Type Hello in the chat text box</w:t>
+      </w:r>
+    </w:p>
+    <w:p>
+      <w:pPr>
+        <w:pStyle w:val="ListParagraph"/>
+        <w:numPr>
+          <w:ilvl w:val="1"/>
+          <w:numId w:val="1"/>
+        </w:numPr>
+        <w:rPr>
+          <w:sz w:val="26"/>
+          <w:szCs w:val="24"/>
+          <w:lang w:val="en-US"/>
+        </w:rPr>
+      </w:pPr>
+      <w:r>
+        <w:rPr>
+          <w:sz w:val="24"/>
+          <w:szCs w:val="24"/>
+          <w:lang w:val="en-US"/>
+        </w:rPr>
+        <w:t>Hit Enter</w:t>
       </w:r>
     </w:p>
     <w:p>

--- a/Assignments.docx
+++ b/Assignments.docx
@@ -17,7 +17,21 @@
         <w:rPr>
           <w:lang w:val="en-US"/>
         </w:rPr>
-        <w:t>What is the purpose and return type of getPageSource()?</w:t>
+        <w:t xml:space="preserve">What is the purpose and return type of </w:t>
+      </w:r>
+      <w:proofErr w:type="gramStart"/>
+      <w:r>
+        <w:rPr>
+          <w:lang w:val="en-US"/>
+        </w:rPr>
+        <w:t>getPageSource(</w:t>
+      </w:r>
+      <w:proofErr w:type="gramEnd"/>
+      <w:r>
+        <w:rPr>
+          <w:lang w:val="en-US"/>
+        </w:rPr>
+        <w:t>)?</w:t>
       </w:r>
     </w:p>
     <w:p>
@@ -62,8 +76,16 @@
         <w:rPr>
           <w:lang w:val="en-US"/>
         </w:rPr>
-        <w:t>Enter user name as Kajal</w:t>
-      </w:r>
+        <w:t xml:space="preserve">Enter user name as </w:t>
+      </w:r>
+      <w:proofErr w:type="spellStart"/>
+      <w:r>
+        <w:rPr>
+          <w:lang w:val="en-US"/>
+        </w:rPr>
+        <w:t>Kajal</w:t>
+      </w:r>
+      <w:proofErr w:type="spellEnd"/>
     </w:p>
     <w:p>
       <w:pPr>
@@ -157,8 +179,16 @@
         <w:rPr>
           <w:lang w:val="en-US"/>
         </w:rPr>
-        <w:t>Enter user name as Kajal</w:t>
-      </w:r>
+        <w:t xml:space="preserve">Enter user name as </w:t>
+      </w:r>
+      <w:proofErr w:type="spellStart"/>
+      <w:r>
+        <w:rPr>
+          <w:lang w:val="en-US"/>
+        </w:rPr>
+        <w:t>Kajal</w:t>
+      </w:r>
+      <w:proofErr w:type="spellEnd"/>
     </w:p>
     <w:p>
       <w:pPr>
@@ -252,8 +282,16 @@
         <w:rPr>
           <w:lang w:val="en-US"/>
         </w:rPr>
-        <w:t>Enter user name as Kajal</w:t>
-      </w:r>
+        <w:t xml:space="preserve">Enter user name as </w:t>
+      </w:r>
+      <w:proofErr w:type="spellStart"/>
+      <w:r>
+        <w:rPr>
+          <w:lang w:val="en-US"/>
+        </w:rPr>
+        <w:t>Kajal</w:t>
+      </w:r>
+      <w:proofErr w:type="spellEnd"/>
     </w:p>
     <w:p>
       <w:pPr>
@@ -514,8 +552,16 @@
         <w:rPr>
           <w:lang w:val="en-US"/>
         </w:rPr>
-        <w:t>Enter user name as Kajal</w:t>
-      </w:r>
+        <w:t xml:space="preserve">Enter user name as </w:t>
+      </w:r>
+      <w:proofErr w:type="spellStart"/>
+      <w:r>
+        <w:rPr>
+          <w:lang w:val="en-US"/>
+        </w:rPr>
+        <w:t>Kajal</w:t>
+      </w:r>
+      <w:proofErr w:type="spellEnd"/>
     </w:p>
     <w:p>
       <w:pPr>
@@ -641,7 +687,25 @@
           <w:szCs w:val="24"/>
           <w:lang w:val="en-US"/>
         </w:rPr>
-        <w:t>Enter rediff Id</w:t>
+        <w:t xml:space="preserve">Enter </w:t>
+      </w:r>
+      <w:proofErr w:type="spellStart"/>
+      <w:r>
+        <w:rPr>
+          <w:sz w:val="24"/>
+          <w:szCs w:val="24"/>
+          <w:lang w:val="en-US"/>
+        </w:rPr>
+        <w:t>rediff</w:t>
+      </w:r>
+      <w:proofErr w:type="spellEnd"/>
+      <w:r>
+        <w:rPr>
+          <w:sz w:val="24"/>
+          <w:szCs w:val="24"/>
+          <w:lang w:val="en-US"/>
+        </w:rPr>
+        <w:t xml:space="preserve"> Id</w:t>
       </w:r>
     </w:p>
     <w:p>
@@ -1395,7 +1459,25 @@
           <w:szCs w:val="24"/>
           <w:lang w:val="en-US"/>
         </w:rPr>
-        <w:t>Enter first 4 characters from your city (Kolhapur – kolh)</w:t>
+        <w:t xml:space="preserve">Enter first 4 characters from your city (Kolhapur – </w:t>
+      </w:r>
+      <w:proofErr w:type="spellStart"/>
+      <w:r>
+        <w:rPr>
+          <w:sz w:val="24"/>
+          <w:szCs w:val="24"/>
+          <w:lang w:val="en-US"/>
+        </w:rPr>
+        <w:t>kolh</w:t>
+      </w:r>
+      <w:proofErr w:type="spellEnd"/>
+      <w:r>
+        <w:rPr>
+          <w:sz w:val="24"/>
+          <w:szCs w:val="24"/>
+          <w:lang w:val="en-US"/>
+        </w:rPr>
+        <w:t>)</w:t>
       </w:r>
     </w:p>
     <w:p>
@@ -2614,8 +2696,18 @@
           <w:szCs w:val="24"/>
           <w:lang w:val="en-US"/>
         </w:rPr>
-        <w:t>Login using data provided in step no h &amp; i</w:t>
-      </w:r>
+        <w:t xml:space="preserve">Login using data provided in step no h &amp; </w:t>
+      </w:r>
+      <w:proofErr w:type="spellStart"/>
+      <w:r>
+        <w:rPr>
+          <w:sz w:val="24"/>
+          <w:szCs w:val="24"/>
+          <w:lang w:val="en-US"/>
+        </w:rPr>
+        <w:t>i</w:t>
+      </w:r>
+      <w:proofErr w:type="spellEnd"/>
     </w:p>
     <w:p>
       <w:pPr>
@@ -2900,7 +2992,25 @@
           <w:szCs w:val="24"/>
           <w:lang w:val="en-US"/>
         </w:rPr>
-        <w:t>Click on ClickToGetAlert button</w:t>
+        <w:t xml:space="preserve">Click on </w:t>
+      </w:r>
+      <w:proofErr w:type="spellStart"/>
+      <w:r>
+        <w:rPr>
+          <w:sz w:val="24"/>
+          <w:szCs w:val="24"/>
+          <w:lang w:val="en-US"/>
+        </w:rPr>
+        <w:t>ClickToGetAlert</w:t>
+      </w:r>
+      <w:proofErr w:type="spellEnd"/>
+      <w:r>
+        <w:rPr>
+          <w:sz w:val="24"/>
+          <w:szCs w:val="24"/>
+          <w:lang w:val="en-US"/>
+        </w:rPr>
+        <w:t xml:space="preserve"> button</w:t>
       </w:r>
     </w:p>
     <w:p>
@@ -2969,7 +3079,25 @@
           <w:szCs w:val="24"/>
           <w:lang w:val="en-US"/>
         </w:rPr>
-        <w:t>Click on GetPrompt Button</w:t>
+        <w:t xml:space="preserve">Click on </w:t>
+      </w:r>
+      <w:proofErr w:type="spellStart"/>
+      <w:r>
+        <w:rPr>
+          <w:sz w:val="24"/>
+          <w:szCs w:val="24"/>
+          <w:lang w:val="en-US"/>
+        </w:rPr>
+        <w:t>GetPrompt</w:t>
+      </w:r>
+      <w:proofErr w:type="spellEnd"/>
+      <w:r>
+        <w:rPr>
+          <w:sz w:val="24"/>
+          <w:szCs w:val="24"/>
+          <w:lang w:val="en-US"/>
+        </w:rPr>
+        <w:t xml:space="preserve"> Button</w:t>
       </w:r>
     </w:p>
     <w:p>
@@ -3038,7 +3166,25 @@
           <w:szCs w:val="24"/>
           <w:lang w:val="en-US"/>
         </w:rPr>
-        <w:t xml:space="preserve">Click on GetConfirmation Button </w:t>
+        <w:t xml:space="preserve">Click on </w:t>
+      </w:r>
+      <w:proofErr w:type="spellStart"/>
+      <w:r>
+        <w:rPr>
+          <w:sz w:val="24"/>
+          <w:szCs w:val="24"/>
+          <w:lang w:val="en-US"/>
+        </w:rPr>
+        <w:t>GetConfirmation</w:t>
+      </w:r>
+      <w:proofErr w:type="spellEnd"/>
+      <w:r>
+        <w:rPr>
+          <w:sz w:val="24"/>
+          <w:szCs w:val="24"/>
+          <w:lang w:val="en-US"/>
+        </w:rPr>
+        <w:t xml:space="preserve"> Button </w:t>
       </w:r>
     </w:p>
     <w:p>
@@ -3149,29 +3295,9 @@
             <w:szCs w:val="24"/>
             <w:lang w:val="en-US"/>
           </w:rPr>
-          <w:t>https://demoqa.co</w:t>
-        </w:r>
-        <w:r>
-          <w:rPr>
-            <w:rStyle w:val="Hyperlink"/>
-            <w:sz w:val="24"/>
-            <w:szCs w:val="24"/>
-            <w:lang w:val="en-US"/>
-          </w:rPr>
-          <w:t>m</w:t>
-        </w:r>
-        <w:r>
-          <w:rPr>
-            <w:rStyle w:val="Hyperlink"/>
-            <w:sz w:val="24"/>
-            <w:szCs w:val="24"/>
-            <w:lang w:val="en-US"/>
-          </w:rPr>
-          <w:t>/automation-practice-form</w:t>
+          <w:t>https://demoqa.com/automation-practice-form</w:t>
         </w:r>
       </w:hyperlink>
-      <w:bookmarkStart w:id="0" w:name="_GoBack"/>
-      <w:bookmarkEnd w:id="0"/>
     </w:p>
     <w:p>
       <w:pPr>
@@ -3203,25 +3329,7 @@
             <w:szCs w:val="24"/>
             <w:lang w:val="en-US"/>
           </w:rPr>
-          <w:t>https://www.fit</w:t>
-        </w:r>
-        <w:r>
-          <w:rPr>
-            <w:rStyle w:val="Hyperlink"/>
-            <w:sz w:val="24"/>
-            <w:szCs w:val="24"/>
-            <w:lang w:val="en-US"/>
-          </w:rPr>
-          <w:t>p</w:t>
-        </w:r>
-        <w:r>
-          <w:rPr>
-            <w:rStyle w:val="Hyperlink"/>
-            <w:sz w:val="24"/>
-            <w:szCs w:val="24"/>
-            <w:lang w:val="en-US"/>
-          </w:rPr>
-          <w:t>eo.com/revenue-calculator</w:t>
+          <w:t>https://www.fitpeo.com/revenue-calculator</w:t>
         </w:r>
       </w:hyperlink>
     </w:p>
@@ -3415,25 +3523,7 @@
             <w:szCs w:val="24"/>
             <w:lang w:val="en-US"/>
           </w:rPr>
-          <w:t>https://asan</w:t>
-        </w:r>
-        <w:r>
-          <w:rPr>
-            <w:rStyle w:val="Hyperlink"/>
-            <w:sz w:val="24"/>
-            <w:szCs w:val="24"/>
-            <w:lang w:val="en-US"/>
-          </w:rPr>
-          <w:t>a</w:t>
-        </w:r>
-        <w:r>
-          <w:rPr>
-            <w:rStyle w:val="Hyperlink"/>
-            <w:sz w:val="24"/>
-            <w:szCs w:val="24"/>
-            <w:lang w:val="en-US"/>
-          </w:rPr>
-          <w:t>.com/</w:t>
+          <w:t>https://asana.com/</w:t>
         </w:r>
       </w:hyperlink>
     </w:p>
@@ -3490,25 +3580,7 @@
             <w:szCs w:val="24"/>
             <w:lang w:val="en-US"/>
           </w:rPr>
-          <w:t>https://www.jotform.com/fo</w:t>
-        </w:r>
-        <w:r>
-          <w:rPr>
-            <w:rStyle w:val="Hyperlink"/>
-            <w:sz w:val="24"/>
-            <w:szCs w:val="24"/>
-            <w:lang w:val="en-US"/>
-          </w:rPr>
-          <w:t>r</w:t>
-        </w:r>
-        <w:r>
-          <w:rPr>
-            <w:rStyle w:val="Hyperlink"/>
-            <w:sz w:val="24"/>
-            <w:szCs w:val="24"/>
-            <w:lang w:val="en-US"/>
-          </w:rPr>
-          <w:t>m-templates/exam-registration-form</w:t>
+          <w:t>https://www.jotform.com/form-templates/exam-registration-form</w:t>
         </w:r>
       </w:hyperlink>
     </w:p>
@@ -3658,6 +3730,554 @@
           <w:lang w:val="en-US"/>
         </w:rPr>
       </w:pPr>
+      <w:r>
+        <w:rPr>
+          <w:sz w:val="24"/>
+          <w:szCs w:val="24"/>
+          <w:lang w:val="en-US"/>
+        </w:rPr>
+        <w:t>TestNG Assignment</w:t>
+      </w:r>
+    </w:p>
+    <w:p>
+      <w:pPr>
+        <w:pStyle w:val="ListParagraph"/>
+        <w:numPr>
+          <w:ilvl w:val="1"/>
+          <w:numId w:val="1"/>
+        </w:numPr>
+        <w:rPr>
+          <w:sz w:val="24"/>
+          <w:szCs w:val="24"/>
+          <w:lang w:val="en-US"/>
+        </w:rPr>
+      </w:pPr>
+      <w:r>
+        <w:rPr>
+          <w:sz w:val="24"/>
+          <w:szCs w:val="24"/>
+          <w:lang w:val="en-US"/>
+        </w:rPr>
+        <w:t xml:space="preserve">Launch </w:t>
+      </w:r>
+      <w:proofErr w:type="spellStart"/>
+      <w:r>
+        <w:rPr>
+          <w:sz w:val="24"/>
+          <w:szCs w:val="24"/>
+          <w:lang w:val="en-US"/>
+        </w:rPr>
+        <w:t>BigBasket</w:t>
+      </w:r>
+      <w:proofErr w:type="spellEnd"/>
+      <w:r>
+        <w:rPr>
+          <w:sz w:val="24"/>
+          <w:szCs w:val="24"/>
+          <w:lang w:val="en-US"/>
+        </w:rPr>
+        <w:t xml:space="preserve"> (</w:t>
+      </w:r>
+      <w:hyperlink r:id="rId33" w:history="1">
+        <w:r>
+          <w:rPr>
+            <w:rStyle w:val="Hyperlink"/>
+            <w:sz w:val="24"/>
+            <w:szCs w:val="24"/>
+            <w:lang w:val="en-US"/>
+          </w:rPr>
+          <w:t>https://www.bigbasket.com/</w:t>
+        </w:r>
+      </w:hyperlink>
+      <w:r>
+        <w:rPr>
+          <w:sz w:val="24"/>
+          <w:szCs w:val="24"/>
+          <w:lang w:val="en-US"/>
+        </w:rPr>
+        <w:t>)</w:t>
+      </w:r>
+    </w:p>
+    <w:p>
+      <w:pPr>
+        <w:pStyle w:val="ListParagraph"/>
+        <w:numPr>
+          <w:ilvl w:val="1"/>
+          <w:numId w:val="1"/>
+        </w:numPr>
+        <w:rPr>
+          <w:sz w:val="24"/>
+          <w:szCs w:val="24"/>
+          <w:lang w:val="en-US"/>
+        </w:rPr>
+      </w:pPr>
+      <w:r>
+        <w:rPr>
+          <w:sz w:val="24"/>
+          <w:szCs w:val="24"/>
+          <w:lang w:val="en-US"/>
+        </w:rPr>
+        <w:t>Print the title</w:t>
+      </w:r>
+    </w:p>
+    <w:p>
+      <w:pPr>
+        <w:pStyle w:val="ListParagraph"/>
+        <w:numPr>
+          <w:ilvl w:val="1"/>
+          <w:numId w:val="1"/>
+        </w:numPr>
+        <w:rPr>
+          <w:b/>
+          <w:bCs/>
+          <w:sz w:val="24"/>
+          <w:szCs w:val="24"/>
+          <w:lang w:val="en-US"/>
+        </w:rPr>
+      </w:pPr>
+      <w:r>
+        <w:rPr>
+          <w:b/>
+          <w:bCs/>
+          <w:sz w:val="24"/>
+          <w:szCs w:val="24"/>
+          <w:lang w:val="en-US"/>
+        </w:rPr>
+        <w:t>Click on Exotic fruits</w:t>
+      </w:r>
+    </w:p>
+    <w:p>
+      <w:pPr>
+        <w:pStyle w:val="ListParagraph"/>
+        <w:numPr>
+          <w:ilvl w:val="1"/>
+          <w:numId w:val="1"/>
+        </w:numPr>
+        <w:rPr>
+          <w:sz w:val="24"/>
+          <w:szCs w:val="24"/>
+          <w:lang w:val="en-US"/>
+        </w:rPr>
+      </w:pPr>
+      <w:r>
+        <w:rPr>
+          <w:sz w:val="24"/>
+          <w:szCs w:val="24"/>
+          <w:lang w:val="en-US"/>
+        </w:rPr>
+        <w:t>Print title</w:t>
+      </w:r>
+    </w:p>
+    <w:p>
+      <w:pPr>
+        <w:pStyle w:val="ListParagraph"/>
+        <w:numPr>
+          <w:ilvl w:val="1"/>
+          <w:numId w:val="1"/>
+        </w:numPr>
+        <w:rPr>
+          <w:sz w:val="24"/>
+          <w:szCs w:val="24"/>
+          <w:lang w:val="en-US"/>
+        </w:rPr>
+      </w:pPr>
+      <w:r>
+        <w:rPr>
+          <w:sz w:val="24"/>
+          <w:szCs w:val="24"/>
+          <w:lang w:val="en-US"/>
+        </w:rPr>
+        <w:t xml:space="preserve">Launch </w:t>
+      </w:r>
+      <w:proofErr w:type="spellStart"/>
+      <w:r>
+        <w:rPr>
+          <w:sz w:val="24"/>
+          <w:szCs w:val="24"/>
+          <w:lang w:val="en-US"/>
+        </w:rPr>
+        <w:t>BigBasket</w:t>
+      </w:r>
+      <w:proofErr w:type="spellEnd"/>
+      <w:r>
+        <w:rPr>
+          <w:sz w:val="24"/>
+          <w:szCs w:val="24"/>
+          <w:lang w:val="en-US"/>
+        </w:rPr>
+        <w:t xml:space="preserve"> (</w:t>
+      </w:r>
+      <w:hyperlink r:id="rId34" w:history="1">
+        <w:r>
+          <w:rPr>
+            <w:rStyle w:val="Hyperlink"/>
+            <w:sz w:val="24"/>
+            <w:szCs w:val="24"/>
+            <w:lang w:val="en-US"/>
+          </w:rPr>
+          <w:t>https://www.bigbasket.com/</w:t>
+        </w:r>
+      </w:hyperlink>
+      <w:r>
+        <w:rPr>
+          <w:sz w:val="24"/>
+          <w:szCs w:val="24"/>
+          <w:lang w:val="en-US"/>
+        </w:rPr>
+        <w:t>)</w:t>
+      </w:r>
+    </w:p>
+    <w:p>
+      <w:pPr>
+        <w:pStyle w:val="ListParagraph"/>
+        <w:numPr>
+          <w:ilvl w:val="1"/>
+          <w:numId w:val="1"/>
+        </w:numPr>
+        <w:rPr>
+          <w:sz w:val="24"/>
+          <w:szCs w:val="24"/>
+          <w:lang w:val="en-US"/>
+        </w:rPr>
+      </w:pPr>
+      <w:r>
+        <w:rPr>
+          <w:sz w:val="24"/>
+          <w:szCs w:val="24"/>
+          <w:lang w:val="en-US"/>
+        </w:rPr>
+        <w:t>Print the title</w:t>
+      </w:r>
+    </w:p>
+    <w:p>
+      <w:pPr>
+        <w:pStyle w:val="ListParagraph"/>
+        <w:numPr>
+          <w:ilvl w:val="1"/>
+          <w:numId w:val="1"/>
+        </w:numPr>
+        <w:rPr>
+          <w:b/>
+          <w:bCs/>
+          <w:sz w:val="24"/>
+          <w:szCs w:val="24"/>
+          <w:lang w:val="en-US"/>
+        </w:rPr>
+      </w:pPr>
+      <w:r>
+        <w:rPr>
+          <w:b/>
+          <w:bCs/>
+          <w:sz w:val="24"/>
+          <w:szCs w:val="24"/>
+          <w:lang w:val="en-US"/>
+        </w:rPr>
+        <w:t>Click on Tea</w:t>
+      </w:r>
+    </w:p>
+    <w:p>
+      <w:pPr>
+        <w:pStyle w:val="ListParagraph"/>
+        <w:numPr>
+          <w:ilvl w:val="1"/>
+          <w:numId w:val="1"/>
+        </w:numPr>
+        <w:rPr>
+          <w:sz w:val="24"/>
+          <w:szCs w:val="24"/>
+          <w:lang w:val="en-US"/>
+        </w:rPr>
+      </w:pPr>
+      <w:r>
+        <w:rPr>
+          <w:sz w:val="24"/>
+          <w:szCs w:val="24"/>
+          <w:lang w:val="en-US"/>
+        </w:rPr>
+        <w:t>Print the title</w:t>
+      </w:r>
+    </w:p>
+    <w:p>
+      <w:pPr>
+        <w:pStyle w:val="ListParagraph"/>
+        <w:numPr>
+          <w:ilvl w:val="1"/>
+          <w:numId w:val="1"/>
+        </w:numPr>
+        <w:rPr>
+          <w:sz w:val="24"/>
+          <w:szCs w:val="24"/>
+          <w:lang w:val="en-US"/>
+        </w:rPr>
+      </w:pPr>
+      <w:r>
+        <w:rPr>
+          <w:sz w:val="24"/>
+          <w:szCs w:val="24"/>
+          <w:lang w:val="en-US"/>
+        </w:rPr>
+        <w:t xml:space="preserve">Launch </w:t>
+      </w:r>
+      <w:proofErr w:type="spellStart"/>
+      <w:r>
+        <w:rPr>
+          <w:sz w:val="24"/>
+          <w:szCs w:val="24"/>
+          <w:lang w:val="en-US"/>
+        </w:rPr>
+        <w:t>BigBasket</w:t>
+      </w:r>
+      <w:proofErr w:type="spellEnd"/>
+      <w:r>
+        <w:rPr>
+          <w:sz w:val="24"/>
+          <w:szCs w:val="24"/>
+          <w:lang w:val="en-US"/>
+        </w:rPr>
+        <w:t xml:space="preserve"> (</w:t>
+      </w:r>
+      <w:hyperlink r:id="rId35" w:history="1">
+        <w:r>
+          <w:rPr>
+            <w:rStyle w:val="Hyperlink"/>
+            <w:sz w:val="24"/>
+            <w:szCs w:val="24"/>
+            <w:lang w:val="en-US"/>
+          </w:rPr>
+          <w:t>https://www.bigbasket.com/</w:t>
+        </w:r>
+      </w:hyperlink>
+      <w:r>
+        <w:rPr>
+          <w:sz w:val="24"/>
+          <w:szCs w:val="24"/>
+          <w:lang w:val="en-US"/>
+        </w:rPr>
+        <w:t>)</w:t>
+      </w:r>
+    </w:p>
+    <w:p>
+      <w:pPr>
+        <w:pStyle w:val="ListParagraph"/>
+        <w:numPr>
+          <w:ilvl w:val="1"/>
+          <w:numId w:val="1"/>
+        </w:numPr>
+        <w:rPr>
+          <w:sz w:val="24"/>
+          <w:szCs w:val="24"/>
+          <w:lang w:val="en-US"/>
+        </w:rPr>
+      </w:pPr>
+      <w:r>
+        <w:rPr>
+          <w:sz w:val="24"/>
+          <w:szCs w:val="24"/>
+          <w:lang w:val="en-US"/>
+        </w:rPr>
+        <w:t>Print the title</w:t>
+      </w:r>
+    </w:p>
+    <w:p>
+      <w:pPr>
+        <w:pStyle w:val="ListParagraph"/>
+        <w:numPr>
+          <w:ilvl w:val="1"/>
+          <w:numId w:val="1"/>
+        </w:numPr>
+        <w:rPr>
+          <w:b/>
+          <w:bCs/>
+          <w:sz w:val="24"/>
+          <w:szCs w:val="24"/>
+          <w:lang w:val="en-US"/>
+        </w:rPr>
+      </w:pPr>
+      <w:r>
+        <w:rPr>
+          <w:b/>
+          <w:bCs/>
+          <w:sz w:val="24"/>
+          <w:szCs w:val="24"/>
+          <w:lang w:val="en-US"/>
+        </w:rPr>
+        <w:t xml:space="preserve">Click on </w:t>
+      </w:r>
+      <w:r>
+        <w:rPr>
+          <w:b/>
+          <w:bCs/>
+          <w:sz w:val="24"/>
+          <w:szCs w:val="24"/>
+          <w:lang w:val="en-US"/>
+        </w:rPr>
+        <w:t>Ghee</w:t>
+      </w:r>
+    </w:p>
+    <w:p>
+      <w:pPr>
+        <w:pStyle w:val="ListParagraph"/>
+        <w:numPr>
+          <w:ilvl w:val="1"/>
+          <w:numId w:val="1"/>
+        </w:numPr>
+        <w:rPr>
+          <w:sz w:val="24"/>
+          <w:szCs w:val="24"/>
+          <w:lang w:val="en-US"/>
+        </w:rPr>
+      </w:pPr>
+      <w:r>
+        <w:rPr>
+          <w:sz w:val="24"/>
+          <w:szCs w:val="24"/>
+          <w:lang w:val="en-US"/>
+        </w:rPr>
+        <w:t>Print the title</w:t>
+      </w:r>
+    </w:p>
+    <w:p>
+      <w:pPr>
+        <w:pStyle w:val="ListParagraph"/>
+        <w:numPr>
+          <w:ilvl w:val="1"/>
+          <w:numId w:val="1"/>
+        </w:numPr>
+        <w:rPr>
+          <w:sz w:val="24"/>
+          <w:szCs w:val="24"/>
+          <w:lang w:val="en-US"/>
+        </w:rPr>
+      </w:pPr>
+      <w:r>
+        <w:rPr>
+          <w:sz w:val="24"/>
+          <w:szCs w:val="24"/>
+          <w:lang w:val="en-US"/>
+        </w:rPr>
+        <w:t xml:space="preserve">Launch </w:t>
+      </w:r>
+      <w:proofErr w:type="spellStart"/>
+      <w:r>
+        <w:rPr>
+          <w:sz w:val="24"/>
+          <w:szCs w:val="24"/>
+          <w:lang w:val="en-US"/>
+        </w:rPr>
+        <w:t>BigBasket</w:t>
+      </w:r>
+      <w:proofErr w:type="spellEnd"/>
+      <w:r>
+        <w:rPr>
+          <w:sz w:val="24"/>
+          <w:szCs w:val="24"/>
+          <w:lang w:val="en-US"/>
+        </w:rPr>
+        <w:t xml:space="preserve"> (</w:t>
+      </w:r>
+      <w:hyperlink r:id="rId36" w:history="1">
+        <w:r>
+          <w:rPr>
+            <w:rStyle w:val="Hyperlink"/>
+            <w:sz w:val="24"/>
+            <w:szCs w:val="24"/>
+            <w:lang w:val="en-US"/>
+          </w:rPr>
+          <w:t>https://www.bigbasket.com/</w:t>
+        </w:r>
+      </w:hyperlink>
+      <w:r>
+        <w:rPr>
+          <w:sz w:val="24"/>
+          <w:szCs w:val="24"/>
+          <w:lang w:val="en-US"/>
+        </w:rPr>
+        <w:t>)</w:t>
+      </w:r>
+    </w:p>
+    <w:p>
+      <w:pPr>
+        <w:pStyle w:val="ListParagraph"/>
+        <w:numPr>
+          <w:ilvl w:val="1"/>
+          <w:numId w:val="1"/>
+        </w:numPr>
+        <w:rPr>
+          <w:sz w:val="24"/>
+          <w:szCs w:val="24"/>
+          <w:lang w:val="en-US"/>
+        </w:rPr>
+      </w:pPr>
+      <w:r>
+        <w:rPr>
+          <w:sz w:val="24"/>
+          <w:szCs w:val="24"/>
+          <w:lang w:val="en-US"/>
+        </w:rPr>
+        <w:t>Print the title</w:t>
+      </w:r>
+    </w:p>
+    <w:p>
+      <w:pPr>
+        <w:pStyle w:val="ListParagraph"/>
+        <w:numPr>
+          <w:ilvl w:val="1"/>
+          <w:numId w:val="1"/>
+        </w:numPr>
+        <w:rPr>
+          <w:b/>
+          <w:bCs/>
+          <w:sz w:val="24"/>
+          <w:szCs w:val="24"/>
+          <w:lang w:val="en-US"/>
+        </w:rPr>
+      </w:pPr>
+      <w:bookmarkStart w:id="0" w:name="_GoBack"/>
+      <w:r>
+        <w:rPr>
+          <w:b/>
+          <w:bCs/>
+          <w:sz w:val="24"/>
+          <w:szCs w:val="24"/>
+          <w:lang w:val="en-US"/>
+        </w:rPr>
+        <w:t xml:space="preserve">Click on </w:t>
+      </w:r>
+      <w:proofErr w:type="spellStart"/>
+      <w:r>
+        <w:rPr>
+          <w:b/>
+          <w:bCs/>
+          <w:sz w:val="24"/>
+          <w:szCs w:val="24"/>
+          <w:lang w:val="en-US"/>
+        </w:rPr>
+        <w:t>Nandini</w:t>
+      </w:r>
+      <w:proofErr w:type="spellEnd"/>
+    </w:p>
+    <w:bookmarkEnd w:id="0"/>
+    <w:p>
+      <w:pPr>
+        <w:pStyle w:val="ListParagraph"/>
+        <w:numPr>
+          <w:ilvl w:val="1"/>
+          <w:numId w:val="1"/>
+        </w:numPr>
+        <w:rPr>
+          <w:sz w:val="24"/>
+          <w:szCs w:val="24"/>
+          <w:lang w:val="en-US"/>
+        </w:rPr>
+      </w:pPr>
+      <w:r>
+        <w:rPr>
+          <w:sz w:val="24"/>
+          <w:szCs w:val="24"/>
+          <w:lang w:val="en-US"/>
+        </w:rPr>
+        <w:t>Print the title</w:t>
+      </w:r>
     </w:p>
     <w:sectPr>
       <w:pgSz w:w="11906" w:h="16838"/>
